--- a/templates/investigation-report-template.docx
+++ b/templates/investigation-report-template.docx
@@ -354,102 +354,102 @@
                 <w:sz w:val="24"/>
                 <w:szCs w:val="24"/>
               </w:rPr>
-              <w:t xml:space="preserve">• Clearly define what happens actually.</w:t>
-            </w:r>
-          </w:p>
-          <w:p>
-            <w:pPr>
-              <w:spacing w:before="60" w:line="276" w:lineRule="auto"/>
-              <w:jc w:val="both"/>
-              <w:rPr>
-                <w:bCs/>
-                <w:sz w:val="24"/>
-                <w:szCs w:val="24"/>
-              </w:rPr>
-            </w:pPr>
-            <w:r>
-              <w:rPr>
-                <w:bCs/>
-                <w:sz w:val="24"/>
-                <w:szCs w:val="24"/>
-              </w:rPr>
-              <w:t xml:space="preserve">• Explain what is different than expected.</w:t>
-            </w:r>
-          </w:p>
-          <w:p>
-            <w:pPr>
-              <w:spacing w:before="60" w:line="276" w:lineRule="auto"/>
-              <w:jc w:val="both"/>
-              <w:rPr>
-                <w:bCs/>
-                <w:sz w:val="24"/>
-                <w:szCs w:val="24"/>
-              </w:rPr>
-            </w:pPr>
-            <w:r>
-              <w:rPr>
-                <w:bCs/>
-                <w:sz w:val="24"/>
-                <w:szCs w:val="24"/>
-              </w:rPr>
-              <w:t xml:space="preserve">• Mention the location where the deviation has occurred.</w:t>
-            </w:r>
-          </w:p>
-          <w:p>
-            <w:pPr>
-              <w:spacing w:before="60" w:line="276" w:lineRule="auto"/>
-              <w:jc w:val="both"/>
-              <w:rPr>
-                <w:bCs/>
-                <w:sz w:val="24"/>
-                <w:szCs w:val="24"/>
-              </w:rPr>
-            </w:pPr>
-            <w:r>
-              <w:rPr>
-                <w:bCs/>
-                <w:sz w:val="24"/>
-                <w:szCs w:val="24"/>
-              </w:rPr>
-              <w:t xml:space="preserve">• Date/time of deviation occurrence and date/time of detection.</w:t>
-            </w:r>
-          </w:p>
-          <w:p>
-            <w:pPr>
-              <w:spacing w:before="60" w:line="276" w:lineRule="auto"/>
-              <w:jc w:val="both"/>
-              <w:rPr>
-                <w:bCs/>
-                <w:sz w:val="24"/>
-                <w:szCs w:val="24"/>
-              </w:rPr>
-            </w:pPr>
-            <w:r>
-              <w:rPr>
-                <w:bCs/>
-                <w:sz w:val="24"/>
-                <w:szCs w:val="24"/>
-              </w:rPr>
-              <w:t xml:space="preserve">• Mention the name of personnel who is involved in the deviation.</w:t>
-            </w:r>
-          </w:p>
-          <w:p>
-            <w:pPr>
-              <w:spacing w:before="60" w:line="276" w:lineRule="auto"/>
-              <w:jc w:val="both"/>
-              <w:rPr>
-                <w:bCs/>
-                <w:sz w:val="24"/>
-                <w:szCs w:val="24"/>
-              </w:rPr>
-            </w:pPr>
-            <w:r>
-              <w:rPr>
-                <w:bCs/>
-                <w:sz w:val="24"/>
-                <w:szCs w:val="24"/>
-              </w:rPr>
-              <w:t xml:space="preserve">• Mention initial scope of deviation (impacted product/Material/Equipment/System/Batches/etc.)</w:t>
+              <w:t xml:space="preserve">1. Clearly define what happens actually.</w:t>
+            </w:r>
+          </w:p>
+          <w:p>
+            <w:pPr>
+              <w:spacing w:before="60" w:line="276" w:lineRule="auto"/>
+              <w:jc w:val="both"/>
+              <w:rPr>
+                <w:bCs/>
+                <w:sz w:val="24"/>
+                <w:szCs w:val="24"/>
+              </w:rPr>
+            </w:pPr>
+            <w:r>
+              <w:rPr>
+                <w:bCs/>
+                <w:sz w:val="24"/>
+                <w:szCs w:val="24"/>
+              </w:rPr>
+              <w:t xml:space="preserve">2. Explain what is different than expected.</w:t>
+            </w:r>
+          </w:p>
+          <w:p>
+            <w:pPr>
+              <w:spacing w:before="60" w:line="276" w:lineRule="auto"/>
+              <w:jc w:val="both"/>
+              <w:rPr>
+                <w:bCs/>
+                <w:sz w:val="24"/>
+                <w:szCs w:val="24"/>
+              </w:rPr>
+            </w:pPr>
+            <w:r>
+              <w:rPr>
+                <w:bCs/>
+                <w:sz w:val="24"/>
+                <w:szCs w:val="24"/>
+              </w:rPr>
+              <w:t xml:space="preserve">3. Mention the location where the deviation has occurred.</w:t>
+            </w:r>
+          </w:p>
+          <w:p>
+            <w:pPr>
+              <w:spacing w:before="60" w:line="276" w:lineRule="auto"/>
+              <w:jc w:val="both"/>
+              <w:rPr>
+                <w:bCs/>
+                <w:sz w:val="24"/>
+                <w:szCs w:val="24"/>
+              </w:rPr>
+            </w:pPr>
+            <w:r>
+              <w:rPr>
+                <w:bCs/>
+                <w:sz w:val="24"/>
+                <w:szCs w:val="24"/>
+              </w:rPr>
+              <w:t xml:space="preserve">4. Date/time of deviation occurrence and date/time of detection.</w:t>
+            </w:r>
+          </w:p>
+          <w:p>
+            <w:pPr>
+              <w:spacing w:before="60" w:line="276" w:lineRule="auto"/>
+              <w:jc w:val="both"/>
+              <w:rPr>
+                <w:bCs/>
+                <w:sz w:val="24"/>
+                <w:szCs w:val="24"/>
+              </w:rPr>
+            </w:pPr>
+            <w:r>
+              <w:rPr>
+                <w:bCs/>
+                <w:sz w:val="24"/>
+                <w:szCs w:val="24"/>
+              </w:rPr>
+              <w:t xml:space="preserve">5. Mention the name of personnel who is involved in the deviation.</w:t>
+            </w:r>
+          </w:p>
+          <w:p>
+            <w:pPr>
+              <w:spacing w:before="60" w:line="276" w:lineRule="auto"/>
+              <w:jc w:val="both"/>
+              <w:rPr>
+                <w:bCs/>
+                <w:sz w:val="24"/>
+                <w:szCs w:val="24"/>
+              </w:rPr>
+            </w:pPr>
+            <w:r>
+              <w:rPr>
+                <w:bCs/>
+                <w:sz w:val="24"/>
+                <w:szCs w:val="24"/>
+              </w:rPr>
+              <w:t xml:space="preserve">6. Mention initial scope of deviation (impacted product/Material/Equipment/System/Batches/etc.)</w:t>
             </w:r>
           </w:p>
           <w:p>
@@ -600,83 +600,83 @@
                 <w:sz w:val="24"/>
                 <w:szCs w:val="24"/>
               </w:rPr>
-              <w:t xml:space="preserve">• Does the summary provide relevant facts and data/information reviewed?</w:t>
-            </w:r>
-          </w:p>
-          <w:p>
-            <w:pPr>
-              <w:spacing w:before="60" w:line="276" w:lineRule="auto"/>
-              <w:jc w:val="both"/>
-              <w:rPr>
-                <w:bCs/>
-                <w:sz w:val="24"/>
-                <w:szCs w:val="24"/>
-              </w:rPr>
-            </w:pPr>
-            <w:r>
-              <w:rPr>
-                <w:bCs/>
-                <w:sz w:val="24"/>
-                <w:szCs w:val="24"/>
-              </w:rPr>
-              <w:t xml:space="preserve">• Is a summary of the analysis of the factors and data provided?</w:t>
-            </w:r>
-          </w:p>
-          <w:p>
-            <w:pPr>
-              <w:spacing w:before="60" w:line="276" w:lineRule="auto"/>
-              <w:jc w:val="both"/>
-              <w:rPr>
-                <w:bCs/>
-                <w:sz w:val="24"/>
-                <w:szCs w:val="24"/>
-              </w:rPr>
-            </w:pPr>
-            <w:r>
-              <w:rPr>
-                <w:bCs/>
-                <w:sz w:val="24"/>
-                <w:szCs w:val="24"/>
-              </w:rPr>
-              <w:t xml:space="preserve">• Is a conclusion statement of the analysis and review provided?</w:t>
-            </w:r>
-          </w:p>
-          <w:p>
-            <w:pPr>
-              <w:spacing w:before="60" w:line="276" w:lineRule="auto"/>
-              <w:jc w:val="both"/>
-              <w:rPr>
-                <w:bCs/>
-                <w:sz w:val="24"/>
-                <w:szCs w:val="24"/>
-              </w:rPr>
-            </w:pPr>
-            <w:r>
-              <w:rPr>
-                <w:bCs/>
-                <w:sz w:val="24"/>
-                <w:szCs w:val="24"/>
-              </w:rPr>
-              <w:t xml:space="preserve">• If there were Regulatory Notification, were details provided?</w:t>
-            </w:r>
-          </w:p>
-          <w:p>
-            <w:pPr>
-              <w:spacing w:before="60" w:line="276" w:lineRule="auto"/>
-              <w:jc w:val="both"/>
-              <w:rPr>
-                <w:bCs/>
-                <w:sz w:val="24"/>
-                <w:szCs w:val="24"/>
-              </w:rPr>
-            </w:pPr>
-            <w:r>
-              <w:rPr>
-                <w:bCs/>
-                <w:sz w:val="24"/>
-                <w:szCs w:val="24"/>
-              </w:rPr>
-              <w:t xml:space="preserve">• Is the report written in a logical flow and easily understood by the reader?</w:t>
+              <w:t xml:space="preserve">1. Does the summary provide relevant facts and data/information reviewed?</w:t>
+            </w:r>
+          </w:p>
+          <w:p>
+            <w:pPr>
+              <w:spacing w:before="60" w:line="276" w:lineRule="auto"/>
+              <w:jc w:val="both"/>
+              <w:rPr>
+                <w:bCs/>
+                <w:sz w:val="24"/>
+                <w:szCs w:val="24"/>
+              </w:rPr>
+            </w:pPr>
+            <w:r>
+              <w:rPr>
+                <w:bCs/>
+                <w:sz w:val="24"/>
+                <w:szCs w:val="24"/>
+              </w:rPr>
+              <w:t xml:space="preserve">2. Is a summary of the analysis of the factors and data provided?</w:t>
+            </w:r>
+          </w:p>
+          <w:p>
+            <w:pPr>
+              <w:spacing w:before="60" w:line="276" w:lineRule="auto"/>
+              <w:jc w:val="both"/>
+              <w:rPr>
+                <w:bCs/>
+                <w:sz w:val="24"/>
+                <w:szCs w:val="24"/>
+              </w:rPr>
+            </w:pPr>
+            <w:r>
+              <w:rPr>
+                <w:bCs/>
+                <w:sz w:val="24"/>
+                <w:szCs w:val="24"/>
+              </w:rPr>
+              <w:t xml:space="preserve">3. Is a conclusion statement of the analysis and review provided?</w:t>
+            </w:r>
+          </w:p>
+          <w:p>
+            <w:pPr>
+              <w:spacing w:before="60" w:line="276" w:lineRule="auto"/>
+              <w:jc w:val="both"/>
+              <w:rPr>
+                <w:bCs/>
+                <w:sz w:val="24"/>
+                <w:szCs w:val="24"/>
+              </w:rPr>
+            </w:pPr>
+            <w:r>
+              <w:rPr>
+                <w:bCs/>
+                <w:sz w:val="24"/>
+                <w:szCs w:val="24"/>
+              </w:rPr>
+              <w:t xml:space="preserve">4. If there were Regulatory Notification, were details provided?</w:t>
+            </w:r>
+          </w:p>
+          <w:p>
+            <w:pPr>
+              <w:spacing w:before="60" w:line="276" w:lineRule="auto"/>
+              <w:jc w:val="both"/>
+              <w:rPr>
+                <w:bCs/>
+                <w:sz w:val="24"/>
+                <w:szCs w:val="24"/>
+              </w:rPr>
+            </w:pPr>
+            <w:r>
+              <w:rPr>
+                <w:bCs/>
+                <w:sz w:val="24"/>
+                <w:szCs w:val="24"/>
+              </w:rPr>
+              <w:t xml:space="preserve">5. Is the report written in a logical flow and easily understood by the reader?</w:t>
             </w:r>
           </w:p>
           <w:p>
@@ -1063,64 +1063,7 @@
                 <w:sz w:val="24"/>
                 <w:szCs w:val="24"/>
               </w:rPr>
-              <w:t xml:space="preserve">{#fiveWhys}</w:t>
-            </w:r>
-          </w:p>
-          <w:p>
-            <w:pPr>
-              <w:spacing w:before="60" w:line="276" w:lineRule="auto"/>
-              <w:jc w:val="both"/>
-              <w:rPr>
-                <w:bCs/>
-                <w:sz w:val="24"/>
-                <w:szCs w:val="24"/>
-              </w:rPr>
-            </w:pPr>
-            <w:r>
-              <w:rPr>
-                <w:bCs/>
-                <w:sz w:val="24"/>
-                <w:szCs w:val="24"/>
-              </w:rPr>
-              <w:t xml:space="preserve">{index}. Why: {question}</w:t>
-            </w:r>
-          </w:p>
-          <w:p>
-            <w:pPr>
-              <w:spacing w:before="60" w:line="276" w:lineRule="auto"/>
-              <w:jc w:val="both"/>
-              <w:rPr>
-                <w:bCs/>
-                <w:sz w:val="24"/>
-                <w:szCs w:val="24"/>
-              </w:rPr>
-            </w:pPr>
-            <w:r>
-              <w:rPr>
-                <w:bCs/>
-                <w:sz w:val="24"/>
-                <w:szCs w:val="24"/>
-              </w:rPr>
-              <w:t xml:space="preserve">   Ans. {answer}</w:t>
-            </w:r>
-          </w:p>
-          <w:p>
-            <w:pPr>
-              <w:spacing w:before="60" w:line="276" w:lineRule="auto"/>
-              <w:jc w:val="both"/>
-              <w:rPr>
-                <w:bCs/>
-                <w:sz w:val="24"/>
-                <w:szCs w:val="24"/>
-              </w:rPr>
-            </w:pPr>
-            <w:r>
-              <w:rPr>
-                <w:bCs/>
-                <w:sz w:val="24"/>
-                <w:szCs w:val="24"/>
-              </w:rPr>
-              <w:t xml:space="preserve">{/fiveWhys}</w:t>
+              <w:t xml:space="preserve">{fiveWhyNarrative}</w:t>
             </w:r>
           </w:p>
           <w:p>
@@ -1740,102 +1683,102 @@
                 <w:sz w:val="24"/>
                 <w:szCs w:val="24"/>
               </w:rPr>
-              <w:t xml:space="preserve">• Were specific corrective actions identified (including immediate actions)?</w:t>
-            </w:r>
-          </w:p>
-          <w:p>
-            <w:pPr>
-              <w:spacing w:before="60" w:line="276" w:lineRule="auto"/>
-              <w:jc w:val="both"/>
-              <w:rPr>
-                <w:bCs/>
-                <w:sz w:val="24"/>
-                <w:szCs w:val="24"/>
-              </w:rPr>
-            </w:pPr>
-            <w:r>
-              <w:rPr>
-                <w:bCs/>
-                <w:sz w:val="24"/>
-                <w:szCs w:val="24"/>
-              </w:rPr>
-              <w:t xml:space="preserve">• Were specific corrective actions identified for each root cause?</w:t>
-            </w:r>
-          </w:p>
-          <w:p>
-            <w:pPr>
-              <w:spacing w:before="60" w:line="276" w:lineRule="auto"/>
-              <w:jc w:val="both"/>
-              <w:rPr>
-                <w:bCs/>
-                <w:sz w:val="24"/>
-                <w:szCs w:val="24"/>
-              </w:rPr>
-            </w:pPr>
-            <w:r>
-              <w:rPr>
-                <w:bCs/>
-                <w:sz w:val="24"/>
-                <w:szCs w:val="24"/>
-              </w:rPr>
-              <w:t xml:space="preserve">• Was the corrective action assigned a unique number, responsible person and due date?</w:t>
-            </w:r>
-          </w:p>
-          <w:p>
-            <w:pPr>
-              <w:spacing w:before="60" w:line="276" w:lineRule="auto"/>
-              <w:jc w:val="both"/>
-              <w:rPr>
-                <w:bCs/>
-                <w:sz w:val="24"/>
-                <w:szCs w:val="24"/>
-              </w:rPr>
-            </w:pPr>
-            <w:r>
-              <w:rPr>
-                <w:bCs/>
-                <w:sz w:val="24"/>
-                <w:szCs w:val="24"/>
-              </w:rPr>
-              <w:t xml:space="preserve">• Does the action describe the expected outcome that can be verified?</w:t>
-            </w:r>
-          </w:p>
-          <w:p>
-            <w:pPr>
-              <w:spacing w:before="60" w:line="276" w:lineRule="auto"/>
-              <w:jc w:val="both"/>
-              <w:rPr>
-                <w:bCs/>
-                <w:sz w:val="24"/>
-                <w:szCs w:val="24"/>
-              </w:rPr>
-            </w:pPr>
-            <w:r>
-              <w:rPr>
-                <w:bCs/>
-                <w:sz w:val="24"/>
-                <w:szCs w:val="24"/>
-              </w:rPr>
-              <w:t xml:space="preserve">• Was effectiveness verification required or not, with rationale documented?</w:t>
-            </w:r>
-          </w:p>
-          <w:p>
-            <w:pPr>
-              <w:spacing w:before="60" w:line="276" w:lineRule="auto"/>
-              <w:jc w:val="both"/>
-              <w:rPr>
-                <w:bCs/>
-                <w:sz w:val="24"/>
-                <w:szCs w:val="24"/>
-              </w:rPr>
-            </w:pPr>
-            <w:r>
-              <w:rPr>
-                <w:bCs/>
-                <w:sz w:val="24"/>
-                <w:szCs w:val="24"/>
-              </w:rPr>
-              <w:t xml:space="preserve">• Are the identified corrective actions achievable?</w:t>
+              <w:t xml:space="preserve">1. Were specific corrective actions identified (including immediate actions)?</w:t>
+            </w:r>
+          </w:p>
+          <w:p>
+            <w:pPr>
+              <w:spacing w:before="60" w:line="276" w:lineRule="auto"/>
+              <w:jc w:val="both"/>
+              <w:rPr>
+                <w:bCs/>
+                <w:sz w:val="24"/>
+                <w:szCs w:val="24"/>
+              </w:rPr>
+            </w:pPr>
+            <w:r>
+              <w:rPr>
+                <w:bCs/>
+                <w:sz w:val="24"/>
+                <w:szCs w:val="24"/>
+              </w:rPr>
+              <w:t xml:space="preserve">2. Were specific corrective actions identified for each root cause?</w:t>
+            </w:r>
+          </w:p>
+          <w:p>
+            <w:pPr>
+              <w:spacing w:before="60" w:line="276" w:lineRule="auto"/>
+              <w:jc w:val="both"/>
+              <w:rPr>
+                <w:bCs/>
+                <w:sz w:val="24"/>
+                <w:szCs w:val="24"/>
+              </w:rPr>
+            </w:pPr>
+            <w:r>
+              <w:rPr>
+                <w:bCs/>
+                <w:sz w:val="24"/>
+                <w:szCs w:val="24"/>
+              </w:rPr>
+              <w:t xml:space="preserve">3. Was the corrective action assigned a unique number, responsible person and due date?</w:t>
+            </w:r>
+          </w:p>
+          <w:p>
+            <w:pPr>
+              <w:spacing w:before="60" w:line="276" w:lineRule="auto"/>
+              <w:jc w:val="both"/>
+              <w:rPr>
+                <w:bCs/>
+                <w:sz w:val="24"/>
+                <w:szCs w:val="24"/>
+              </w:rPr>
+            </w:pPr>
+            <w:r>
+              <w:rPr>
+                <w:bCs/>
+                <w:sz w:val="24"/>
+                <w:szCs w:val="24"/>
+              </w:rPr>
+              <w:t xml:space="preserve">4. Does the action describe the expected outcome that can be verified?</w:t>
+            </w:r>
+          </w:p>
+          <w:p>
+            <w:pPr>
+              <w:spacing w:before="60" w:line="276" w:lineRule="auto"/>
+              <w:jc w:val="both"/>
+              <w:rPr>
+                <w:bCs/>
+                <w:sz w:val="24"/>
+                <w:szCs w:val="24"/>
+              </w:rPr>
+            </w:pPr>
+            <w:r>
+              <w:rPr>
+                <w:bCs/>
+                <w:sz w:val="24"/>
+                <w:szCs w:val="24"/>
+              </w:rPr>
+              <w:t xml:space="preserve">5. Was effectiveness verification required or not, with rationale documented?</w:t>
+            </w:r>
+          </w:p>
+          <w:p>
+            <w:pPr>
+              <w:spacing w:before="60" w:line="276" w:lineRule="auto"/>
+              <w:jc w:val="both"/>
+              <w:rPr>
+                <w:bCs/>
+                <w:sz w:val="24"/>
+                <w:szCs w:val="24"/>
+              </w:rPr>
+            </w:pPr>
+            <w:r>
+              <w:rPr>
+                <w:bCs/>
+                <w:sz w:val="24"/>
+                <w:szCs w:val="24"/>
+              </w:rPr>
+              <w:t xml:space="preserve">6. Are the identified corrective actions achievable?</w:t>
             </w:r>
           </w:p>
         </w:tc>
@@ -2154,140 +2097,140 @@
                 <w:sz w:val="24"/>
                 <w:szCs w:val="24"/>
               </w:rPr>
-              <w:t xml:space="preserve">• Are specific preventive actions identified to prevent recurrence?</w:t>
-            </w:r>
-          </w:p>
-          <w:p>
-            <w:pPr>
-              <w:spacing w:before="60" w:line="276" w:lineRule="auto"/>
-              <w:jc w:val="both"/>
-              <w:rPr>
-                <w:bCs/>
-                <w:sz w:val="24"/>
-                <w:szCs w:val="24"/>
-              </w:rPr>
-            </w:pPr>
-            <w:r>
-              <w:rPr>
-                <w:bCs/>
-                <w:sz w:val="24"/>
-                <w:szCs w:val="24"/>
-              </w:rPr>
-              <w:t xml:space="preserve">• Was the preventive action assigned a unique number, responsible person and due date?</w:t>
-            </w:r>
-          </w:p>
-          <w:p>
-            <w:pPr>
-              <w:spacing w:before="60" w:line="276" w:lineRule="auto"/>
-              <w:jc w:val="both"/>
-              <w:rPr>
-                <w:bCs/>
-                <w:sz w:val="24"/>
-                <w:szCs w:val="24"/>
-              </w:rPr>
-            </w:pPr>
-            <w:r>
-              <w:rPr>
-                <w:bCs/>
-                <w:sz w:val="24"/>
-                <w:szCs w:val="24"/>
-              </w:rPr>
-              <w:t xml:space="preserve">• Does the action describe the expected outcome that can be verified?</w:t>
-            </w:r>
-          </w:p>
-          <w:p>
-            <w:pPr>
-              <w:spacing w:before="60" w:line="276" w:lineRule="auto"/>
-              <w:jc w:val="both"/>
-              <w:rPr>
-                <w:bCs/>
-                <w:sz w:val="24"/>
-                <w:szCs w:val="24"/>
-              </w:rPr>
-            </w:pPr>
-            <w:r>
-              <w:rPr>
-                <w:bCs/>
-                <w:sz w:val="24"/>
-                <w:szCs w:val="24"/>
-              </w:rPr>
-              <w:t xml:space="preserve">• Was effectiveness verification required or not, with rationale documented?</w:t>
-            </w:r>
-          </w:p>
-          <w:p>
-            <w:pPr>
-              <w:spacing w:before="60" w:line="276" w:lineRule="auto"/>
-              <w:jc w:val="both"/>
-              <w:rPr>
-                <w:bCs/>
-                <w:sz w:val="24"/>
-                <w:szCs w:val="24"/>
-              </w:rPr>
-            </w:pPr>
-            <w:r>
-              <w:rPr>
-                <w:bCs/>
-                <w:sz w:val="24"/>
-                <w:szCs w:val="24"/>
-              </w:rPr>
-              <w:t xml:space="preserve">• Was interim plan discussed for pending status of CAPA?</w:t>
-            </w:r>
-          </w:p>
-          <w:p>
-            <w:pPr>
-              <w:spacing w:before="60" w:line="276" w:lineRule="auto"/>
-              <w:jc w:val="both"/>
-              <w:rPr>
-                <w:bCs/>
-                <w:sz w:val="24"/>
-                <w:szCs w:val="24"/>
-              </w:rPr>
-            </w:pPr>
-            <w:r>
-              <w:rPr>
-                <w:bCs/>
-                <w:sz w:val="24"/>
-                <w:szCs w:val="24"/>
-              </w:rPr>
-              <w:t xml:space="preserve">• Was each impact assessment field completed correctly?</w:t>
-            </w:r>
-          </w:p>
-          <w:p>
-            <w:pPr>
-              <w:spacing w:before="60" w:line="276" w:lineRule="auto"/>
-              <w:jc w:val="both"/>
-              <w:rPr>
-                <w:bCs/>
-                <w:sz w:val="24"/>
-                <w:szCs w:val="24"/>
-              </w:rPr>
-            </w:pPr>
-            <w:r>
-              <w:rPr>
-                <w:bCs/>
-                <w:sz w:val="24"/>
-                <w:szCs w:val="24"/>
-              </w:rPr>
-              <w:t xml:space="preserve">• Does the Conclusion include final decision and rationale?</w:t>
-            </w:r>
-          </w:p>
-          <w:p>
-            <w:pPr>
-              <w:spacing w:before="60" w:line="276" w:lineRule="auto"/>
-              <w:jc w:val="both"/>
-              <w:rPr>
-                <w:bCs/>
-                <w:sz w:val="24"/>
-                <w:szCs w:val="24"/>
-              </w:rPr>
-            </w:pPr>
-            <w:r>
-              <w:rPr>
-                <w:bCs/>
-                <w:sz w:val="24"/>
-                <w:szCs w:val="24"/>
-              </w:rPr>
-              <w:t xml:space="preserve">• Are the identified preventive actions achievable?</w:t>
+              <w:t xml:space="preserve">1. Are specific preventive actions identified to prevent recurrence?</w:t>
+            </w:r>
+          </w:p>
+          <w:p>
+            <w:pPr>
+              <w:spacing w:before="60" w:line="276" w:lineRule="auto"/>
+              <w:jc w:val="both"/>
+              <w:rPr>
+                <w:bCs/>
+                <w:sz w:val="24"/>
+                <w:szCs w:val="24"/>
+              </w:rPr>
+            </w:pPr>
+            <w:r>
+              <w:rPr>
+                <w:bCs/>
+                <w:sz w:val="24"/>
+                <w:szCs w:val="24"/>
+              </w:rPr>
+              <w:t xml:space="preserve">2. Was the preventive action assigned a unique number, responsible person and due date?</w:t>
+            </w:r>
+          </w:p>
+          <w:p>
+            <w:pPr>
+              <w:spacing w:before="60" w:line="276" w:lineRule="auto"/>
+              <w:jc w:val="both"/>
+              <w:rPr>
+                <w:bCs/>
+                <w:sz w:val="24"/>
+                <w:szCs w:val="24"/>
+              </w:rPr>
+            </w:pPr>
+            <w:r>
+              <w:rPr>
+                <w:bCs/>
+                <w:sz w:val="24"/>
+                <w:szCs w:val="24"/>
+              </w:rPr>
+              <w:t xml:space="preserve">3. Does the action describe the expected outcome that can be verified?</w:t>
+            </w:r>
+          </w:p>
+          <w:p>
+            <w:pPr>
+              <w:spacing w:before="60" w:line="276" w:lineRule="auto"/>
+              <w:jc w:val="both"/>
+              <w:rPr>
+                <w:bCs/>
+                <w:sz w:val="24"/>
+                <w:szCs w:val="24"/>
+              </w:rPr>
+            </w:pPr>
+            <w:r>
+              <w:rPr>
+                <w:bCs/>
+                <w:sz w:val="24"/>
+                <w:szCs w:val="24"/>
+              </w:rPr>
+              <w:t xml:space="preserve">4. Was effectiveness verification required or not, with rationale documented?</w:t>
+            </w:r>
+          </w:p>
+          <w:p>
+            <w:pPr>
+              <w:spacing w:before="60" w:line="276" w:lineRule="auto"/>
+              <w:jc w:val="both"/>
+              <w:rPr>
+                <w:bCs/>
+                <w:sz w:val="24"/>
+                <w:szCs w:val="24"/>
+              </w:rPr>
+            </w:pPr>
+            <w:r>
+              <w:rPr>
+                <w:bCs/>
+                <w:sz w:val="24"/>
+                <w:szCs w:val="24"/>
+              </w:rPr>
+              <w:t xml:space="preserve">5. Was interim plan discussed for pending status of CAPA?</w:t>
+            </w:r>
+          </w:p>
+          <w:p>
+            <w:pPr>
+              <w:spacing w:before="60" w:line="276" w:lineRule="auto"/>
+              <w:jc w:val="both"/>
+              <w:rPr>
+                <w:bCs/>
+                <w:sz w:val="24"/>
+                <w:szCs w:val="24"/>
+              </w:rPr>
+            </w:pPr>
+            <w:r>
+              <w:rPr>
+                <w:bCs/>
+                <w:sz w:val="24"/>
+                <w:szCs w:val="24"/>
+              </w:rPr>
+              <w:t xml:space="preserve">6. Was each impact assessment field completed correctly?</w:t>
+            </w:r>
+          </w:p>
+          <w:p>
+            <w:pPr>
+              <w:spacing w:before="60" w:line="276" w:lineRule="auto"/>
+              <w:jc w:val="both"/>
+              <w:rPr>
+                <w:bCs/>
+                <w:sz w:val="24"/>
+                <w:szCs w:val="24"/>
+              </w:rPr>
+            </w:pPr>
+            <w:r>
+              <w:rPr>
+                <w:bCs/>
+                <w:sz w:val="24"/>
+                <w:szCs w:val="24"/>
+              </w:rPr>
+              <w:t xml:space="preserve">7. Does the Conclusion include final decision and rationale?</w:t>
+            </w:r>
+          </w:p>
+          <w:p>
+            <w:pPr>
+              <w:spacing w:before="60" w:line="276" w:lineRule="auto"/>
+              <w:jc w:val="both"/>
+              <w:rPr>
+                <w:bCs/>
+                <w:sz w:val="24"/>
+                <w:szCs w:val="24"/>
+              </w:rPr>
+            </w:pPr>
+            <w:r>
+              <w:rPr>
+                <w:bCs/>
+                <w:sz w:val="24"/>
+                <w:szCs w:val="24"/>
+              </w:rPr>
+              <w:t xml:space="preserve">8. Are the identified preventive actions achievable?</w:t>
             </w:r>
           </w:p>
         </w:tc>

--- a/templates/investigation-report-template.docx
+++ b/templates/investigation-report-template.docx
@@ -487,7 +487,7 @@
                 <w:sz w:val="24"/>
                 <w:szCs w:val="24"/>
               </w:rPr>
-              <w:t xml:space="preserve">{defineNarrative}</w:t>
+              <w:t xml:space="preserve">{@defineNarrativeXml}</w:t>
             </w:r>
           </w:p>
         </w:tc>
@@ -714,7 +714,7 @@
                 <w:sz w:val="24"/>
                 <w:szCs w:val="24"/>
               </w:rPr>
-              <w:t xml:space="preserve">{measureNarrative}</w:t>
+              <w:t xml:space="preserve">{@measureNarrativeXml}</w:t>
             </w:r>
           </w:p>
         </w:tc>
@@ -1851,7 +1851,7 @@
                 <w:sz w:val="24"/>
                 <w:szCs w:val="24"/>
               </w:rPr>
-              <w:t xml:space="preserve">{improveNarrative}</w:t>
+              <w:t xml:space="preserve">{@improveNarrativeXml}</w:t>
             </w:r>
           </w:p>
           <w:p>
@@ -2303,7 +2303,7 @@
                 <w:sz w:val="24"/>
                 <w:szCs w:val="24"/>
               </w:rPr>
-              <w:t xml:space="preserve">{controlNarrative}</w:t>
+              <w:t xml:space="preserve">{@controlNarrativeXml}</w:t>
             </w:r>
           </w:p>
           <w:p>

--- a/templates/investigation-report-template.docx
+++ b/templates/investigation-report-template.docx
@@ -1889,140 +1889,7 @@
                 <w:sz w:val="24"/>
                 <w:szCs w:val="24"/>
               </w:rPr>
-              <w:t xml:space="preserve">Corrective Actions Register:</w:t>
-            </w:r>
-          </w:p>
-          <w:p>
-            <w:pPr>
-              <w:spacing w:before="60" w:line="276" w:lineRule="auto"/>
-              <w:jc w:val="both"/>
-              <w:rPr>
-                <w:bCs/>
-                <w:sz w:val="24"/>
-                <w:szCs w:val="24"/>
-              </w:rPr>
-            </w:pPr>
-            <w:r>
-              <w:rPr>
-                <w:bCs/>
-                <w:sz w:val="24"/>
-                <w:szCs w:val="24"/>
-              </w:rPr>
-              <w:t xml:space="preserve">{#correctiveActions}</w:t>
-            </w:r>
-          </w:p>
-          <w:p>
-            <w:pPr>
-              <w:spacing w:before="60" w:line="276" w:lineRule="auto"/>
-              <w:jc w:val="both"/>
-              <w:rPr>
-                <w:bCs/>
-                <w:sz w:val="24"/>
-                <w:szCs w:val="24"/>
-              </w:rPr>
-            </w:pPr>
-            <w:r>
-              <w:rPr>
-                <w:bCs/>
-                <w:sz w:val="24"/>
-                <w:szCs w:val="24"/>
-              </w:rPr>
-              <w:t xml:space="preserve">{caNumber}: {description}</w:t>
-            </w:r>
-          </w:p>
-          <w:p>
-            <w:pPr>
-              <w:spacing w:before="60" w:line="276" w:lineRule="auto"/>
-              <w:jc w:val="both"/>
-              <w:rPr>
-                <w:bCs/>
-                <w:sz w:val="24"/>
-                <w:szCs w:val="24"/>
-              </w:rPr>
-            </w:pPr>
-            <w:r>
-              <w:rPr>
-                <w:bCs/>
-                <w:sz w:val="24"/>
-                <w:szCs w:val="24"/>
-              </w:rPr>
-              <w:t xml:space="preserve">  Responsible person: {responsiblePerson}</w:t>
-            </w:r>
-          </w:p>
-          <w:p>
-            <w:pPr>
-              <w:spacing w:before="60" w:line="276" w:lineRule="auto"/>
-              <w:jc w:val="both"/>
-              <w:rPr>
-                <w:bCs/>
-                <w:sz w:val="24"/>
-                <w:szCs w:val="24"/>
-              </w:rPr>
-            </w:pPr>
-            <w:r>
-              <w:rPr>
-                <w:bCs/>
-                <w:sz w:val="24"/>
-                <w:szCs w:val="24"/>
-              </w:rPr>
-              <w:t xml:space="preserve">  Due date: {dueDate}</w:t>
-            </w:r>
-          </w:p>
-          <w:p>
-            <w:pPr>
-              <w:spacing w:before="60" w:line="276" w:lineRule="auto"/>
-              <w:jc w:val="both"/>
-              <w:rPr>
-                <w:bCs/>
-                <w:sz w:val="24"/>
-                <w:szCs w:val="24"/>
-              </w:rPr>
-            </w:pPr>
-            <w:r>
-              <w:rPr>
-                <w:bCs/>
-                <w:sz w:val="24"/>
-                <w:szCs w:val="24"/>
-              </w:rPr>
-              <w:t xml:space="preserve">  Expected outcome: {expectedOutcome}</w:t>
-            </w:r>
-          </w:p>
-          <w:p>
-            <w:pPr>
-              <w:spacing w:before="60" w:line="276" w:lineRule="auto"/>
-              <w:jc w:val="both"/>
-              <w:rPr>
-                <w:bCs/>
-                <w:sz w:val="24"/>
-                <w:szCs w:val="24"/>
-              </w:rPr>
-            </w:pPr>
-            <w:r>
-              <w:rPr>
-                <w:bCs/>
-                <w:sz w:val="24"/>
-                <w:szCs w:val="24"/>
-              </w:rPr>
-              <w:t xml:space="preserve">  Effectiveness verification: {effectivenessVerification}</w:t>
-            </w:r>
-          </w:p>
-          <w:p>
-            <w:pPr>
-              <w:spacing w:before="60" w:line="276" w:lineRule="auto"/>
-              <w:jc w:val="both"/>
-              <w:rPr>
-                <w:bCs/>
-                <w:sz w:val="24"/>
-                <w:szCs w:val="24"/>
-              </w:rPr>
-            </w:pPr>
-            <w:r>
-              <w:rPr>
-                <w:bCs/>
-                <w:sz w:val="24"/>
-                <w:szCs w:val="24"/>
-              </w:rPr>
-              <w:t xml:space="preserve">{/correctiveActions}</w:t>
+              <w:t xml:space="preserve">{correctiveActions}</w:t>
             </w:r>
           </w:p>
         </w:tc>

--- a/templates/investigation-report-template.docx
+++ b/templates/investigation-report-template.docx
@@ -1835,25 +1835,6 @@
               <w:right w:val="single" w:sz="4" w:space="0" w:color="auto"/>
             </w:tcBorders>
           </w:tcPr>
-          <w:p>
-            <w:pPr>
-              <w:spacing w:before="60" w:line="276" w:lineRule="auto"/>
-              <w:jc w:val="both"/>
-              <w:rPr>
-                <w:bCs/>
-                <w:sz w:val="24"/>
-                <w:szCs w:val="24"/>
-              </w:rPr>
-            </w:pPr>
-            <w:r>
-              <w:rPr>
-                <w:bCs/>
-                <w:sz w:val="24"/>
-                <w:szCs w:val="24"/>
-              </w:rPr>
-              <w:t xml:space="preserve">{improveNarrative}</w:t>
-            </w:r>
-          </w:p>
           <w:p>
             <w:pPr>
               <w:spacing w:before="60" w:line="276" w:lineRule="auto"/>

--- a/templates/investigation-report-template.docx
+++ b/templates/investigation-report-template.docx
@@ -1851,25 +1851,6 @@
                 <w:sz w:val="24"/>
                 <w:szCs w:val="24"/>
               </w:rPr>
-              <w:t xml:space="preserve"/>
-            </w:r>
-          </w:p>
-          <w:p>
-            <w:pPr>
-              <w:spacing w:before="60" w:line="276" w:lineRule="auto"/>
-              <w:jc w:val="both"/>
-              <w:rPr>
-                <w:bCs/>
-                <w:sz w:val="24"/>
-                <w:szCs w:val="24"/>
-              </w:rPr>
-            </w:pPr>
-            <w:r>
-              <w:rPr>
-                <w:bCs/>
-                <w:sz w:val="24"/>
-                <w:szCs w:val="24"/>
-              </w:rPr>
               <w:t xml:space="preserve">{correctiveActions}</w:t>
             </w:r>
           </w:p>
@@ -2021,64 +2002,7 @@
                 <w:sz w:val="24"/>
                 <w:szCs w:val="24"/>
               </w:rPr>
-              <w:t xml:space="preserve">5. Was interim plan discussed for pending status of CAPA?</w:t>
-            </w:r>
-          </w:p>
-          <w:p>
-            <w:pPr>
-              <w:spacing w:before="60" w:line="276" w:lineRule="auto"/>
-              <w:jc w:val="both"/>
-              <w:rPr>
-                <w:bCs/>
-                <w:sz w:val="24"/>
-                <w:szCs w:val="24"/>
-              </w:rPr>
-            </w:pPr>
-            <w:r>
-              <w:rPr>
-                <w:bCs/>
-                <w:sz w:val="24"/>
-                <w:szCs w:val="24"/>
-              </w:rPr>
-              <w:t xml:space="preserve">6. Was each impact assessment field completed correctly?</w:t>
-            </w:r>
-          </w:p>
-          <w:p>
-            <w:pPr>
-              <w:spacing w:before="60" w:line="276" w:lineRule="auto"/>
-              <w:jc w:val="both"/>
-              <w:rPr>
-                <w:bCs/>
-                <w:sz w:val="24"/>
-                <w:szCs w:val="24"/>
-              </w:rPr>
-            </w:pPr>
-            <w:r>
-              <w:rPr>
-                <w:bCs/>
-                <w:sz w:val="24"/>
-                <w:szCs w:val="24"/>
-              </w:rPr>
-              <w:t xml:space="preserve">7. Does the Conclusion include final decision and rationale?</w:t>
-            </w:r>
-          </w:p>
-          <w:p>
-            <w:pPr>
-              <w:spacing w:before="60" w:line="276" w:lineRule="auto"/>
-              <w:jc w:val="both"/>
-              <w:rPr>
-                <w:bCs/>
-                <w:sz w:val="24"/>
-                <w:szCs w:val="24"/>
-              </w:rPr>
-            </w:pPr>
-            <w:r>
-              <w:rPr>
-                <w:bCs/>
-                <w:sz w:val="24"/>
-                <w:szCs w:val="24"/>
-              </w:rPr>
-              <w:t xml:space="preserve">8. Are the identified preventive actions achievable?</w:t>
+              <w:t xml:space="preserve">5. Are the identified preventive actions achievable?</w:t>
             </w:r>
           </w:p>
         </w:tc>
@@ -2151,463 +2075,7 @@
                 <w:sz w:val="24"/>
                 <w:szCs w:val="24"/>
               </w:rPr>
-              <w:t xml:space="preserve">{controlNarrative}</w:t>
-            </w:r>
-          </w:p>
-          <w:p>
-            <w:pPr>
-              <w:spacing w:before="60" w:line="276" w:lineRule="auto"/>
-              <w:jc w:val="both"/>
-              <w:rPr>
-                <w:bCs/>
-                <w:sz w:val="24"/>
-                <w:szCs w:val="24"/>
-              </w:rPr>
-            </w:pPr>
-            <w:r>
-              <w:rPr>
-                <w:bCs/>
-                <w:sz w:val="24"/>
-                <w:szCs w:val="24"/>
-              </w:rPr>
-              <w:t xml:space="preserve"/>
-            </w:r>
-          </w:p>
-          <w:p>
-            <w:pPr>
-              <w:spacing w:before="60" w:line="276" w:lineRule="auto"/>
-              <w:jc w:val="both"/>
-              <w:rPr>
-                <w:bCs/>
-                <w:sz w:val="24"/>
-                <w:szCs w:val="24"/>
-              </w:rPr>
-            </w:pPr>
-            <w:r>
-              <w:rPr>
-                <w:bCs/>
-                <w:sz w:val="24"/>
-                <w:szCs w:val="24"/>
-              </w:rPr>
-              <w:t xml:space="preserve">Preventive Actions Register:</w:t>
-            </w:r>
-          </w:p>
-          <w:p>
-            <w:pPr>
-              <w:spacing w:before="60" w:line="276" w:lineRule="auto"/>
-              <w:jc w:val="both"/>
-              <w:rPr>
-                <w:bCs/>
-                <w:sz w:val="24"/>
-                <w:szCs w:val="24"/>
-              </w:rPr>
-            </w:pPr>
-            <w:r>
-              <w:rPr>
-                <w:bCs/>
-                <w:sz w:val="24"/>
-                <w:szCs w:val="24"/>
-              </w:rPr>
-              <w:t xml:space="preserve">{#preventiveActions}</w:t>
-            </w:r>
-          </w:p>
-          <w:p>
-            <w:pPr>
-              <w:spacing w:before="60" w:line="276" w:lineRule="auto"/>
-              <w:jc w:val="both"/>
-              <w:rPr>
-                <w:bCs/>
-                <w:sz w:val="24"/>
-                <w:szCs w:val="24"/>
-              </w:rPr>
-            </w:pPr>
-            <w:r>
-              <w:rPr>
-                <w:bCs/>
-                <w:sz w:val="24"/>
-                <w:szCs w:val="24"/>
-              </w:rPr>
-              <w:t xml:space="preserve">{paNumber}: {description}</w:t>
-            </w:r>
-          </w:p>
-          <w:p>
-            <w:pPr>
-              <w:spacing w:before="60" w:line="276" w:lineRule="auto"/>
-              <w:jc w:val="both"/>
-              <w:rPr>
-                <w:bCs/>
-                <w:sz w:val="24"/>
-                <w:szCs w:val="24"/>
-              </w:rPr>
-            </w:pPr>
-            <w:r>
-              <w:rPr>
-                <w:bCs/>
-                <w:sz w:val="24"/>
-                <w:szCs w:val="24"/>
-              </w:rPr>
-              <w:t xml:space="preserve">  Linked root cause: {linkedRootCause}</w:t>
-            </w:r>
-          </w:p>
-          <w:p>
-            <w:pPr>
-              <w:spacing w:before="60" w:line="276" w:lineRule="auto"/>
-              <w:jc w:val="both"/>
-              <w:rPr>
-                <w:bCs/>
-                <w:sz w:val="24"/>
-                <w:szCs w:val="24"/>
-              </w:rPr>
-            </w:pPr>
-            <w:r>
-              <w:rPr>
-                <w:bCs/>
-                <w:sz w:val="24"/>
-                <w:szCs w:val="24"/>
-              </w:rPr>
-              <w:t xml:space="preserve">  Responsible person: {responsiblePerson}</w:t>
-            </w:r>
-          </w:p>
-          <w:p>
-            <w:pPr>
-              <w:spacing w:before="60" w:line="276" w:lineRule="auto"/>
-              <w:jc w:val="both"/>
-              <w:rPr>
-                <w:bCs/>
-                <w:sz w:val="24"/>
-                <w:szCs w:val="24"/>
-              </w:rPr>
-            </w:pPr>
-            <w:r>
-              <w:rPr>
-                <w:bCs/>
-                <w:sz w:val="24"/>
-                <w:szCs w:val="24"/>
-              </w:rPr>
-              <w:t xml:space="preserve">  Due date: {dueDate}</w:t>
-            </w:r>
-          </w:p>
-          <w:p>
-            <w:pPr>
-              <w:spacing w:before="60" w:line="276" w:lineRule="auto"/>
-              <w:jc w:val="both"/>
-              <w:rPr>
-                <w:bCs/>
-                <w:sz w:val="24"/>
-                <w:szCs w:val="24"/>
-              </w:rPr>
-            </w:pPr>
-            <w:r>
-              <w:rPr>
-                <w:bCs/>
-                <w:sz w:val="24"/>
-                <w:szCs w:val="24"/>
-              </w:rPr>
-              <w:t xml:space="preserve">  Expected outcome: {expectedOutcome}</w:t>
-            </w:r>
-          </w:p>
-          <w:p>
-            <w:pPr>
-              <w:spacing w:before="60" w:line="276" w:lineRule="auto"/>
-              <w:jc w:val="both"/>
-              <w:rPr>
-                <w:bCs/>
-                <w:sz w:val="24"/>
-                <w:szCs w:val="24"/>
-              </w:rPr>
-            </w:pPr>
-            <w:r>
-              <w:rPr>
-                <w:bCs/>
-                <w:sz w:val="24"/>
-                <w:szCs w:val="24"/>
-              </w:rPr>
-              <w:t xml:space="preserve">  Effectiveness verification: {effectivenessVerification}</w:t>
-            </w:r>
-          </w:p>
-          <w:p>
-            <w:pPr>
-              <w:spacing w:before="60" w:line="276" w:lineRule="auto"/>
-              <w:jc w:val="both"/>
-              <w:rPr>
-                <w:bCs/>
-                <w:sz w:val="24"/>
-                <w:szCs w:val="24"/>
-              </w:rPr>
-            </w:pPr>
-            <w:r>
-              <w:rPr>
-                <w:bCs/>
-                <w:sz w:val="24"/>
-                <w:szCs w:val="24"/>
-              </w:rPr>
-              <w:t xml:space="preserve">{/preventiveActions}</w:t>
-            </w:r>
-          </w:p>
-          <w:p>
-            <w:pPr>
-              <w:spacing w:before="60" w:line="276" w:lineRule="auto"/>
-              <w:jc w:val="both"/>
-              <w:rPr>
-                <w:bCs/>
-                <w:sz w:val="24"/>
-                <w:szCs w:val="24"/>
-              </w:rPr>
-            </w:pPr>
-            <w:r>
-              <w:rPr>
-                <w:bCs/>
-                <w:sz w:val="24"/>
-                <w:szCs w:val="24"/>
-              </w:rPr>
-              <w:t xml:space="preserve"/>
-            </w:r>
-          </w:p>
-          <w:p>
-            <w:pPr>
-              <w:spacing w:before="60" w:line="276" w:lineRule="auto"/>
-              <w:jc w:val="both"/>
-              <w:rPr>
-                <w:bCs/>
-                <w:sz w:val="24"/>
-                <w:szCs w:val="24"/>
-              </w:rPr>
-            </w:pPr>
-            <w:r>
-              <w:rPr>
-                <w:bCs/>
-                <w:sz w:val="24"/>
-                <w:szCs w:val="24"/>
-              </w:rPr>
-              <w:t xml:space="preserve">Interim Plan: {interimPlan}</w:t>
-            </w:r>
-          </w:p>
-          <w:p>
-            <w:pPr>
-              <w:spacing w:before="60" w:line="276" w:lineRule="auto"/>
-              <w:jc w:val="both"/>
-              <w:rPr>
-                <w:bCs/>
-                <w:sz w:val="24"/>
-                <w:szCs w:val="24"/>
-              </w:rPr>
-            </w:pPr>
-            <w:r>
-              <w:rPr>
-                <w:bCs/>
-                <w:sz w:val="24"/>
-                <w:szCs w:val="24"/>
-              </w:rPr>
-              <w:t xml:space="preserve"/>
-            </w:r>
-          </w:p>
-          <w:p>
-            <w:pPr>
-              <w:spacing w:before="60" w:line="276" w:lineRule="auto"/>
-              <w:jc w:val="both"/>
-              <w:rPr>
-                <w:bCs/>
-                <w:sz w:val="24"/>
-                <w:szCs w:val="24"/>
-              </w:rPr>
-            </w:pPr>
-            <w:r>
-              <w:rPr>
-                <w:bCs/>
-                <w:sz w:val="24"/>
-                <w:szCs w:val="24"/>
-              </w:rPr>
-              <w:t xml:space="preserve">Final Comments: {finalComments}</w:t>
-            </w:r>
-          </w:p>
-          <w:p>
-            <w:pPr>
-              <w:spacing w:before="60" w:line="276" w:lineRule="auto"/>
-              <w:jc w:val="both"/>
-              <w:rPr>
-                <w:bCs/>
-                <w:sz w:val="24"/>
-                <w:szCs w:val="24"/>
-              </w:rPr>
-            </w:pPr>
-            <w:r>
-              <w:rPr>
-                <w:bCs/>
-                <w:sz w:val="24"/>
-                <w:szCs w:val="24"/>
-              </w:rPr>
-              <w:t xml:space="preserve"/>
-            </w:r>
-          </w:p>
-          <w:p>
-            <w:pPr>
-              <w:spacing w:before="60" w:line="276" w:lineRule="auto"/>
-              <w:jc w:val="both"/>
-              <w:rPr>
-                <w:bCs/>
-                <w:sz w:val="24"/>
-                <w:szCs w:val="24"/>
-              </w:rPr>
-            </w:pPr>
-            <w:r>
-              <w:rPr>
-                <w:bCs/>
-                <w:sz w:val="24"/>
-                <w:szCs w:val="24"/>
-              </w:rPr>
-              <w:t xml:space="preserve">Impact Assessment (post-investigation):</w:t>
-            </w:r>
-          </w:p>
-          <w:p>
-            <w:pPr>
-              <w:spacing w:before="60" w:line="276" w:lineRule="auto"/>
-              <w:jc w:val="both"/>
-              <w:rPr>
-                <w:bCs/>
-                <w:sz w:val="24"/>
-                <w:szCs w:val="24"/>
-              </w:rPr>
-            </w:pPr>
-            <w:r>
-              <w:rPr>
-                <w:bCs/>
-                <w:sz w:val="24"/>
-                <w:szCs w:val="24"/>
-              </w:rPr>
-              <w:t xml:space="preserve">Regulatory Impact / Notification: {regulatoryImpact}</w:t>
-            </w:r>
-          </w:p>
-          <w:p>
-            <w:pPr>
-              <w:spacing w:before="60" w:line="276" w:lineRule="auto"/>
-              <w:jc w:val="both"/>
-              <w:rPr>
-                <w:bCs/>
-                <w:sz w:val="24"/>
-                <w:szCs w:val="24"/>
-              </w:rPr>
-            </w:pPr>
-            <w:r>
-              <w:rPr>
-                <w:bCs/>
-                <w:sz w:val="24"/>
-                <w:szCs w:val="24"/>
-              </w:rPr>
-              <w:t xml:space="preserve">Product Quality: {productQuality}</w:t>
-            </w:r>
-          </w:p>
-          <w:p>
-            <w:pPr>
-              <w:spacing w:before="60" w:line="276" w:lineRule="auto"/>
-              <w:jc w:val="both"/>
-              <w:rPr>
-                <w:bCs/>
-                <w:sz w:val="24"/>
-                <w:szCs w:val="24"/>
-              </w:rPr>
-            </w:pPr>
-            <w:r>
-              <w:rPr>
-                <w:bCs/>
-                <w:sz w:val="24"/>
-                <w:szCs w:val="24"/>
-              </w:rPr>
-              <w:t xml:space="preserve">Validation: {validation}</w:t>
-            </w:r>
-          </w:p>
-          <w:p>
-            <w:pPr>
-              <w:spacing w:before="60" w:line="276" w:lineRule="auto"/>
-              <w:jc w:val="both"/>
-              <w:rPr>
-                <w:bCs/>
-                <w:sz w:val="24"/>
-                <w:szCs w:val="24"/>
-              </w:rPr>
-            </w:pPr>
-            <w:r>
-              <w:rPr>
-                <w:bCs/>
-                <w:sz w:val="24"/>
-                <w:szCs w:val="24"/>
-              </w:rPr>
-              <w:t xml:space="preserve">Stability: {stability}</w:t>
-            </w:r>
-          </w:p>
-          <w:p>
-            <w:pPr>
-              <w:spacing w:before="60" w:line="276" w:lineRule="auto"/>
-              <w:jc w:val="both"/>
-              <w:rPr>
-                <w:bCs/>
-                <w:sz w:val="24"/>
-                <w:szCs w:val="24"/>
-              </w:rPr>
-            </w:pPr>
-            <w:r>
-              <w:rPr>
-                <w:bCs/>
-                <w:sz w:val="24"/>
-                <w:szCs w:val="24"/>
-              </w:rPr>
-              <w:t xml:space="preserve">Market / Clinical: {marketClinical}</w:t>
-            </w:r>
-          </w:p>
-          <w:p>
-            <w:pPr>
-              <w:spacing w:before="60" w:line="276" w:lineRule="auto"/>
-              <w:jc w:val="both"/>
-              <w:rPr>
-                <w:bCs/>
-                <w:sz w:val="24"/>
-                <w:szCs w:val="24"/>
-              </w:rPr>
-            </w:pPr>
-            <w:r>
-              <w:rPr>
-                <w:bCs/>
-                <w:sz w:val="24"/>
-                <w:szCs w:val="24"/>
-              </w:rPr>
-              <w:t xml:space="preserve">Lot Disposition: {lotDisposition}</w:t>
-            </w:r>
-          </w:p>
-          <w:p>
-            <w:pPr>
-              <w:spacing w:before="60" w:line="276" w:lineRule="auto"/>
-              <w:jc w:val="both"/>
-              <w:rPr>
-                <w:bCs/>
-                <w:sz w:val="24"/>
-                <w:szCs w:val="24"/>
-              </w:rPr>
-            </w:pPr>
-            <w:r>
-              <w:rPr>
-                <w:bCs/>
-                <w:sz w:val="24"/>
-                <w:szCs w:val="24"/>
-              </w:rPr>
-              <w:t xml:space="preserve"/>
-            </w:r>
-          </w:p>
-          <w:p>
-            <w:pPr>
-              <w:spacing w:before="60" w:line="276" w:lineRule="auto"/>
-              <w:jc w:val="both"/>
-              <w:rPr>
-                <w:bCs/>
-                <w:sz w:val="24"/>
-                <w:szCs w:val="24"/>
-              </w:rPr>
-            </w:pPr>
-            <w:r>
-              <w:rPr>
-                <w:bCs/>
-                <w:sz w:val="24"/>
-                <w:szCs w:val="24"/>
-              </w:rPr>
-              <w:t xml:space="preserve">Conclusion: {controlConclusion}</w:t>
+              <w:t xml:space="preserve">{preventiveActions}</w:t>
             </w:r>
           </w:p>
         </w:tc>

--- a/templates/investigation-report-template.docx
+++ b/templates/investigation-report-template.docx
@@ -1083,25 +1083,6 @@
                 <w:szCs w:val="24"/>
               </w:rPr>
               <w:t xml:space="preserve"/>
-            </w:r>
-          </w:p>
-          <w:p>
-            <w:pPr>
-              <w:spacing w:before="60" w:line="276" w:lineRule="auto"/>
-              <w:jc w:val="both"/>
-              <w:rPr>
-                <w:bCs/>
-                <w:sz w:val="24"/>
-                <w:szCs w:val="24"/>
-              </w:rPr>
-            </w:pPr>
-            <w:r>
-              <w:rPr>
-                <w:bCs/>
-                <w:sz w:val="24"/>
-                <w:szCs w:val="24"/>
-              </w:rPr>
-              <w:t xml:space="preserve">Conclusion: {fiveWhyConclusion}</w:t>
             </w:r>
           </w:p>
         </w:tc>

--- a/templates/investigation-report-template.docx
+++ b/templates/investigation-report-template.docx
@@ -76,7 +76,7 @@
           <w:p>
             <w:pPr>
               <w:spacing w:before="60" w:line="276" w:lineRule="auto"/>
-              <w:jc w:val="both"/>
+              <w:jc w:val="left"/>
               <w:rPr>
                 <w:bCs/>
                 <w:sz w:val="24"/>
@@ -136,7 +136,7 @@
           <w:p>
             <w:pPr>
               <w:spacing w:before="60" w:line="276" w:lineRule="auto"/>
-              <w:jc w:val="both"/>
+              <w:jc w:val="left"/>
               <w:rPr>
                 <w:bCs/>
                 <w:sz w:val="24"/>
@@ -174,20 +174,176 @@
           <w:p>
             <w:pPr>
               <w:spacing w:before="60" w:line="276" w:lineRule="auto"/>
-              <w:jc w:val="both"/>
-              <w:rPr>
-                <w:b/>
-                <w:sz w:val="24"/>
-                <w:szCs w:val="24"/>
-              </w:rPr>
-            </w:pPr>
-            <w:r>
-              <w:rPr>
-                <w:b/>
-                <w:sz w:val="24"/>
-                <w:szCs w:val="24"/>
-              </w:rPr>
-              <w:t xml:space="preserve">Investigation tool used:  {sixMCheck} 6M     {fiveWhyCheck} 5 Why     {brainstormingCheck} Brainstorming</w:t>
+              <w:jc w:val="left"/>
+              <w:rPr>
+                <w:b/>
+                <w:sz w:val="24"/>
+                <w:szCs w:val="24"/>
+              </w:rPr>
+            </w:pPr>
+            <w:r>
+              <w:rPr>
+                <w:b/>
+                <w:sz w:val="24"/>
+                <w:szCs w:val="24"/>
+              </w:rPr>
+              <w:t xml:space="preserve">Investigation tool used:  </w:t>
+            </w:r>
+            <w:r>
+              <w:rPr>
+                <w:sz w:val="24"/>
+                <w:szCs w:val="24"/>
+              </w:rPr>
+              <w:fldChar w:fldCharType="begin">
+                <w:ffData>
+                  <w:name w:val="toolSixM"/>
+                  <w:enabled/>
+                  <w:calcOnExit w:val="0"/>
+                  <w:checkBox>
+                    <w:sizeAuto/>
+                    <w:default w:val="0"/>
+                  </w:checkBox>
+                </w:ffData>
+              </w:fldChar>
+            </w:r>
+            <w:r>
+              <w:rPr>
+                <w:sz w:val="24"/>
+                <w:szCs w:val="24"/>
+              </w:rPr>
+              <w:instrText xml:space="preserve"> FORMCHECKBOX </w:instrText>
+            </w:r>
+            <w:r>
+              <w:rPr>
+                <w:sz w:val="24"/>
+                <w:szCs w:val="24"/>
+              </w:rPr>
+            </w:r>
+            <w:r>
+              <w:rPr>
+                <w:sz w:val="24"/>
+                <w:szCs w:val="24"/>
+              </w:rPr>
+              <w:fldChar w:fldCharType="separate"/>
+            </w:r>
+            <w:r>
+              <w:rPr>
+                <w:sz w:val="24"/>
+                <w:szCs w:val="24"/>
+              </w:rPr>
+              <w:fldChar w:fldCharType="end"/>
+            </w:r>
+            <w:r>
+              <w:rPr>
+                <w:b/>
+                <w:sz w:val="24"/>
+                <w:szCs w:val="24"/>
+              </w:rPr>
+              <w:t xml:space="preserve"> 6M     </w:t>
+            </w:r>
+            <w:r>
+              <w:rPr>
+                <w:sz w:val="24"/>
+                <w:szCs w:val="24"/>
+              </w:rPr>
+              <w:fldChar w:fldCharType="begin">
+                <w:ffData>
+                  <w:name w:val="toolFiveWhy"/>
+                  <w:enabled/>
+                  <w:calcOnExit w:val="0"/>
+                  <w:checkBox>
+                    <w:sizeAuto/>
+                    <w:default w:val="0"/>
+                  </w:checkBox>
+                </w:ffData>
+              </w:fldChar>
+            </w:r>
+            <w:r>
+              <w:rPr>
+                <w:sz w:val="24"/>
+                <w:szCs w:val="24"/>
+              </w:rPr>
+              <w:instrText xml:space="preserve"> FORMCHECKBOX </w:instrText>
+            </w:r>
+            <w:r>
+              <w:rPr>
+                <w:sz w:val="24"/>
+                <w:szCs w:val="24"/>
+              </w:rPr>
+            </w:r>
+            <w:r>
+              <w:rPr>
+                <w:sz w:val="24"/>
+                <w:szCs w:val="24"/>
+              </w:rPr>
+              <w:fldChar w:fldCharType="separate"/>
+            </w:r>
+            <w:r>
+              <w:rPr>
+                <w:sz w:val="24"/>
+                <w:szCs w:val="24"/>
+              </w:rPr>
+              <w:fldChar w:fldCharType="end"/>
+            </w:r>
+            <w:r>
+              <w:rPr>
+                <w:b/>
+                <w:sz w:val="24"/>
+                <w:szCs w:val="24"/>
+              </w:rPr>
+              <w:t xml:space="preserve"> 5 Why     </w:t>
+            </w:r>
+            <w:r>
+              <w:rPr>
+                <w:sz w:val="24"/>
+                <w:szCs w:val="24"/>
+              </w:rPr>
+              <w:fldChar w:fldCharType="begin">
+                <w:ffData>
+                  <w:name w:val="toolBrainstorming"/>
+                  <w:enabled/>
+                  <w:calcOnExit w:val="0"/>
+                  <w:checkBox>
+                    <w:sizeAuto/>
+                    <w:default w:val="0"/>
+                  </w:checkBox>
+                </w:ffData>
+              </w:fldChar>
+            </w:r>
+            <w:r>
+              <w:rPr>
+                <w:sz w:val="24"/>
+                <w:szCs w:val="24"/>
+              </w:rPr>
+              <w:instrText xml:space="preserve"> FORMCHECKBOX </w:instrText>
+            </w:r>
+            <w:r>
+              <w:rPr>
+                <w:sz w:val="24"/>
+                <w:szCs w:val="24"/>
+              </w:rPr>
+            </w:r>
+            <w:r>
+              <w:rPr>
+                <w:sz w:val="24"/>
+                <w:szCs w:val="24"/>
+              </w:rPr>
+              <w:fldChar w:fldCharType="separate"/>
+            </w:r>
+            <w:r>
+              <w:rPr>
+                <w:sz w:val="24"/>
+                <w:szCs w:val="24"/>
+              </w:rPr>
+              <w:fldChar w:fldCharType="end"/>
+            </w:r>
+            <w:r>
+              <w:rPr>
+                <w:b/>
+                <w:sz w:val="24"/>
+                <w:szCs w:val="24"/>
+              </w:rPr>
+              <w:t xml:space="preserve"> Brainstorming</w:t>
             </w:r>
           </w:p>
         </w:tc>
@@ -211,7 +367,7 @@
           <w:p>
             <w:pPr>
               <w:spacing w:before="60" w:line="276" w:lineRule="auto"/>
-              <w:jc w:val="both"/>
+              <w:jc w:val="left"/>
               <w:rPr>
                 <w:b/>
                 <w:sz w:val="24"/>
@@ -248,7 +404,7 @@
           <w:p>
             <w:pPr>
               <w:spacing w:before="60" w:line="276" w:lineRule="auto"/>
-              <w:jc w:val="both"/>
+              <w:jc w:val="left"/>
               <w:rPr>
                 <w:bCs/>
                 <w:sz w:val="24"/>
@@ -322,7 +478,7 @@
           <w:p>
             <w:pPr>
               <w:spacing w:before="60" w:line="276" w:lineRule="auto"/>
-              <w:jc w:val="both"/>
+              <w:jc w:val="left"/>
               <w:rPr>
                 <w:bCs/>
                 <w:sz w:val="24"/>
@@ -341,7 +497,7 @@
           <w:p>
             <w:pPr>
               <w:spacing w:before="60" w:line="276" w:lineRule="auto"/>
-              <w:jc w:val="both"/>
+              <w:jc w:val="left"/>
               <w:rPr>
                 <w:bCs/>
                 <w:sz w:val="24"/>
@@ -360,7 +516,7 @@
           <w:p>
             <w:pPr>
               <w:spacing w:before="60" w:line="276" w:lineRule="auto"/>
-              <w:jc w:val="both"/>
+              <w:jc w:val="left"/>
               <w:rPr>
                 <w:bCs/>
                 <w:sz w:val="24"/>
@@ -379,7 +535,7 @@
           <w:p>
             <w:pPr>
               <w:spacing w:before="60" w:line="276" w:lineRule="auto"/>
-              <w:jc w:val="both"/>
+              <w:jc w:val="left"/>
               <w:rPr>
                 <w:bCs/>
                 <w:sz w:val="24"/>
@@ -398,7 +554,7 @@
           <w:p>
             <w:pPr>
               <w:spacing w:before="60" w:line="276" w:lineRule="auto"/>
-              <w:jc w:val="both"/>
+              <w:jc w:val="left"/>
               <w:rPr>
                 <w:bCs/>
                 <w:sz w:val="24"/>
@@ -417,7 +573,7 @@
           <w:p>
             <w:pPr>
               <w:spacing w:before="60" w:line="276" w:lineRule="auto"/>
-              <w:jc w:val="both"/>
+              <w:jc w:val="left"/>
               <w:rPr>
                 <w:bCs/>
                 <w:sz w:val="24"/>
@@ -436,7 +592,7 @@
           <w:p>
             <w:pPr>
               <w:spacing w:before="60" w:line="276" w:lineRule="auto"/>
-              <w:jc w:val="both"/>
+              <w:jc w:val="left"/>
               <w:rPr>
                 <w:bCs/>
                 <w:sz w:val="24"/>
@@ -455,7 +611,7 @@
           <w:p>
             <w:pPr>
               <w:spacing w:before="60" w:line="276" w:lineRule="auto"/>
-              <w:jc w:val="both"/>
+              <w:jc w:val="left"/>
               <w:rPr>
                 <w:bCs/>
                 <w:sz w:val="24"/>
@@ -474,7 +630,7 @@
           <w:p>
             <w:pPr>
               <w:spacing w:before="60" w:line="276" w:lineRule="auto"/>
-              <w:jc w:val="both"/>
+              <w:jc w:val="left"/>
               <w:rPr>
                 <w:bCs/>
                 <w:sz w:val="24"/>
@@ -549,7 +705,7 @@
           <w:p>
             <w:pPr>
               <w:spacing w:before="60" w:line="276" w:lineRule="auto"/>
-              <w:jc w:val="both"/>
+              <w:jc w:val="left"/>
               <w:rPr>
                 <w:bCs/>
                 <w:sz w:val="24"/>
@@ -568,7 +724,7 @@
           <w:p>
             <w:pPr>
               <w:spacing w:before="60" w:line="276" w:lineRule="auto"/>
-              <w:jc w:val="both"/>
+              <w:jc w:val="left"/>
               <w:rPr>
                 <w:bCs/>
                 <w:sz w:val="24"/>
@@ -587,7 +743,7 @@
           <w:p>
             <w:pPr>
               <w:spacing w:before="60" w:line="276" w:lineRule="auto"/>
-              <w:jc w:val="both"/>
+              <w:jc w:val="left"/>
               <w:rPr>
                 <w:bCs/>
                 <w:sz w:val="24"/>
@@ -606,7 +762,7 @@
           <w:p>
             <w:pPr>
               <w:spacing w:before="60" w:line="276" w:lineRule="auto"/>
-              <w:jc w:val="both"/>
+              <w:jc w:val="left"/>
               <w:rPr>
                 <w:bCs/>
                 <w:sz w:val="24"/>
@@ -625,7 +781,7 @@
           <w:p>
             <w:pPr>
               <w:spacing w:before="60" w:line="276" w:lineRule="auto"/>
-              <w:jc w:val="both"/>
+              <w:jc w:val="left"/>
               <w:rPr>
                 <w:bCs/>
                 <w:sz w:val="24"/>
@@ -644,7 +800,7 @@
           <w:p>
             <w:pPr>
               <w:spacing w:before="60" w:line="276" w:lineRule="auto"/>
-              <w:jc w:val="both"/>
+              <w:jc w:val="left"/>
               <w:rPr>
                 <w:bCs/>
                 <w:sz w:val="24"/>
@@ -663,7 +819,7 @@
           <w:p>
             <w:pPr>
               <w:spacing w:before="60" w:line="276" w:lineRule="auto"/>
-              <w:jc w:val="both"/>
+              <w:jc w:val="left"/>
               <w:rPr>
                 <w:bCs/>
                 <w:sz w:val="24"/>
@@ -682,7 +838,7 @@
           <w:p>
             <w:pPr>
               <w:spacing w:before="60" w:line="276" w:lineRule="auto"/>
-              <w:jc w:val="both"/>
+              <w:jc w:val="left"/>
               <w:rPr>
                 <w:bCs/>
                 <w:sz w:val="24"/>
@@ -701,7 +857,7 @@
           <w:p>
             <w:pPr>
               <w:spacing w:before="60" w:line="276" w:lineRule="auto"/>
-              <w:jc w:val="both"/>
+              <w:jc w:val="left"/>
               <w:rPr>
                 <w:bCs/>
                 <w:sz w:val="24"/>
@@ -776,7 +932,7 @@
           <w:p>
             <w:pPr>
               <w:spacing w:before="60" w:line="276" w:lineRule="auto"/>
-              <w:jc w:val="both"/>
+              <w:jc w:val="left"/>
               <w:rPr>
                 <w:bCs/>
                 <w:sz w:val="24"/>
@@ -795,7 +951,7 @@
           <w:p>
             <w:pPr>
               <w:spacing w:before="60" w:line="276" w:lineRule="auto"/>
-              <w:jc w:val="both"/>
+              <w:jc w:val="left"/>
               <w:rPr>
                 <w:bCs/>
                 <w:sz w:val="24"/>
@@ -814,7 +970,7 @@
           <w:p>
             <w:pPr>
               <w:spacing w:before="60" w:line="276" w:lineRule="auto"/>
-              <w:jc w:val="both"/>
+              <w:jc w:val="left"/>
               <w:rPr>
                 <w:bCs/>
                 <w:sz w:val="24"/>
@@ -833,7 +989,7 @@
           <w:p>
             <w:pPr>
               <w:spacing w:before="60" w:line="276" w:lineRule="auto"/>
-              <w:jc w:val="both"/>
+              <w:jc w:val="left"/>
               <w:rPr>
                 <w:bCs/>
                 <w:sz w:val="24"/>
@@ -852,7 +1008,7 @@
           <w:p>
             <w:pPr>
               <w:spacing w:before="60" w:line="276" w:lineRule="auto"/>
-              <w:jc w:val="both"/>
+              <w:jc w:val="left"/>
               <w:rPr>
                 <w:bCs/>
                 <w:sz w:val="24"/>
@@ -871,7 +1027,7 @@
           <w:p>
             <w:pPr>
               <w:spacing w:before="60" w:line="276" w:lineRule="auto"/>
-              <w:jc w:val="both"/>
+              <w:jc w:val="left"/>
               <w:rPr>
                 <w:bCs/>
                 <w:sz w:val="24"/>
@@ -890,7 +1046,7 @@
           <w:p>
             <w:pPr>
               <w:spacing w:before="60" w:line="276" w:lineRule="auto"/>
-              <w:jc w:val="both"/>
+              <w:jc w:val="left"/>
               <w:rPr>
                 <w:bCs/>
                 <w:sz w:val="24"/>
@@ -909,7 +1065,7 @@
           <w:p>
             <w:pPr>
               <w:spacing w:before="60" w:line="276" w:lineRule="auto"/>
-              <w:jc w:val="both"/>
+              <w:jc w:val="left"/>
               <w:rPr>
                 <w:bCs/>
                 <w:sz w:val="24"/>
@@ -1031,7 +1187,7 @@
           <w:p>
             <w:pPr>
               <w:spacing w:before="60" w:line="276" w:lineRule="auto"/>
-              <w:jc w:val="both"/>
+              <w:jc w:val="left"/>
               <w:rPr>
                 <w:bCs/>
                 <w:sz w:val="24"/>
@@ -1050,39 +1206,20 @@
           <w:p>
             <w:pPr>
               <w:spacing w:before="60" w:line="276" w:lineRule="auto"/>
-              <w:jc w:val="both"/>
-              <w:rPr>
-                <w:bCs/>
-                <w:sz w:val="24"/>
-                <w:szCs w:val="24"/>
-              </w:rPr>
-            </w:pPr>
-            <w:r>
-              <w:rPr>
-                <w:bCs/>
-                <w:sz w:val="24"/>
-                <w:szCs w:val="24"/>
-              </w:rPr>
-              <w:t xml:space="preserve">{fiveWhyNarrative}</w:t>
-            </w:r>
-          </w:p>
-          <w:p>
-            <w:pPr>
-              <w:spacing w:before="60" w:line="276" w:lineRule="auto"/>
-              <w:jc w:val="both"/>
-              <w:rPr>
-                <w:bCs/>
-                <w:sz w:val="24"/>
-                <w:szCs w:val="24"/>
-              </w:rPr>
-            </w:pPr>
-            <w:r>
-              <w:rPr>
-                <w:bCs/>
-                <w:sz w:val="24"/>
-                <w:szCs w:val="24"/>
-              </w:rPr>
-              <w:t xml:space="preserve"/>
+              <w:jc w:val="left"/>
+              <w:rPr>
+                <w:bCs/>
+                <w:sz w:val="24"/>
+                <w:szCs w:val="24"/>
+              </w:rPr>
+            </w:pPr>
+            <w:r>
+              <w:rPr>
+                <w:bCs/>
+                <w:sz w:val="24"/>
+                <w:szCs w:val="24"/>
+              </w:rPr>
+              <w:t xml:space="preserve">{@fiveWhyNarrativeXml}</w:t>
             </w:r>
           </w:p>
         </w:tc>
@@ -1106,7 +1243,7 @@
           <w:p>
             <w:pPr>
               <w:spacing w:before="60" w:line="276" w:lineRule="auto"/>
-              <w:jc w:val="both"/>
+              <w:jc w:val="left"/>
               <w:rPr>
                 <w:bCs/>
                 <w:sz w:val="24"/>
@@ -1125,20 +1262,20 @@
           <w:p>
             <w:pPr>
               <w:spacing w:before="60" w:line="276" w:lineRule="auto"/>
-              <w:jc w:val="both"/>
-              <w:rPr>
-                <w:bCs/>
-                <w:sz w:val="24"/>
-                <w:szCs w:val="24"/>
-              </w:rPr>
-            </w:pPr>
-            <w:r>
-              <w:rPr>
-                <w:bCs/>
-                <w:sz w:val="24"/>
-                <w:szCs w:val="24"/>
-              </w:rPr>
-              <w:t xml:space="preserve">{brainstorming}</w:t>
+              <w:jc w:val="left"/>
+              <w:rPr>
+                <w:bCs/>
+                <w:sz w:val="24"/>
+                <w:szCs w:val="24"/>
+              </w:rPr>
+            </w:pPr>
+            <w:r>
+              <w:rPr>
+                <w:bCs/>
+                <w:sz w:val="24"/>
+                <w:szCs w:val="24"/>
+              </w:rPr>
+              <w:t xml:space="preserve">{@brainstormingXml}</w:t>
             </w:r>
           </w:p>
         </w:tc>
@@ -1162,7 +1299,7 @@
           <w:p>
             <w:pPr>
               <w:spacing w:before="60" w:line="276" w:lineRule="auto"/>
-              <w:jc w:val="both"/>
+              <w:jc w:val="left"/>
               <w:rPr>
                 <w:bCs/>
                 <w:sz w:val="24"/>
@@ -1181,20 +1318,20 @@
           <w:p>
             <w:pPr>
               <w:spacing w:before="60" w:line="276" w:lineRule="auto"/>
-              <w:jc w:val="both"/>
-              <w:rPr>
-                <w:bCs/>
-                <w:sz w:val="24"/>
-                <w:szCs w:val="24"/>
-              </w:rPr>
-            </w:pPr>
-            <w:r>
-              <w:rPr>
-                <w:bCs/>
-                <w:sz w:val="24"/>
-                <w:szCs w:val="24"/>
-              </w:rPr>
-              <w:t xml:space="preserve">{analyzeOtherTools}</w:t>
+              <w:jc w:val="left"/>
+              <w:rPr>
+                <w:bCs/>
+                <w:sz w:val="24"/>
+                <w:szCs w:val="24"/>
+              </w:rPr>
+            </w:pPr>
+            <w:r>
+              <w:rPr>
+                <w:bCs/>
+                <w:sz w:val="24"/>
+                <w:szCs w:val="24"/>
+              </w:rPr>
+              <w:t xml:space="preserve">{@analyzeOtherToolsXml}</w:t>
             </w:r>
           </w:p>
         </w:tc>
@@ -1218,7 +1355,7 @@
           <w:p>
             <w:pPr>
               <w:spacing w:before="60" w:line="276" w:lineRule="auto"/>
-              <w:jc w:val="both"/>
+              <w:jc w:val="left"/>
               <w:rPr>
                 <w:bCs/>
                 <w:sz w:val="24"/>
@@ -1292,20 +1429,20 @@
           <w:p>
             <w:pPr>
               <w:spacing w:before="60" w:line="276" w:lineRule="auto"/>
-              <w:jc w:val="both"/>
-              <w:rPr>
-                <w:bCs/>
-                <w:sz w:val="24"/>
-                <w:szCs w:val="24"/>
-              </w:rPr>
-            </w:pPr>
-            <w:r>
-              <w:rPr>
-                <w:bCs/>
-                <w:sz w:val="24"/>
-                <w:szCs w:val="24"/>
-              </w:rPr>
-              <w:t xml:space="preserve">{investigationOutcome}</w:t>
+              <w:jc w:val="left"/>
+              <w:rPr>
+                <w:bCs/>
+                <w:sz w:val="24"/>
+                <w:szCs w:val="24"/>
+              </w:rPr>
+            </w:pPr>
+            <w:r>
+              <w:rPr>
+                <w:bCs/>
+                <w:sz w:val="24"/>
+                <w:szCs w:val="24"/>
+              </w:rPr>
+              <w:t xml:space="preserve">{@investigationOutcomeXml}</w:t>
             </w:r>
           </w:p>
         </w:tc>
@@ -1367,77 +1504,20 @@
           <w:p>
             <w:pPr>
               <w:spacing w:before="60" w:line="276" w:lineRule="auto"/>
-              <w:jc w:val="both"/>
-              <w:rPr>
-                <w:bCs/>
-                <w:sz w:val="24"/>
-                <w:szCs w:val="24"/>
-              </w:rPr>
-            </w:pPr>
-            <w:r>
-              <w:rPr>
-                <w:bCs/>
-                <w:sz w:val="24"/>
-                <w:szCs w:val="24"/>
-              </w:rPr>
-              <w:t xml:space="preserve">{rootCauseNarrative}</w:t>
-            </w:r>
-          </w:p>
-          <w:p>
-            <w:pPr>
-              <w:spacing w:before="60" w:line="276" w:lineRule="auto"/>
-              <w:jc w:val="both"/>
-              <w:rPr>
-                <w:bCs/>
-                <w:sz w:val="24"/>
-                <w:szCs w:val="24"/>
-              </w:rPr>
-            </w:pPr>
-            <w:r>
-              <w:rPr>
-                <w:bCs/>
-                <w:sz w:val="24"/>
-                <w:szCs w:val="24"/>
-              </w:rPr>
-              <w:t xml:space="preserve">Primary Root Cause Level 1: {primaryLevel1}</w:t>
-            </w:r>
-          </w:p>
-          <w:p>
-            <w:pPr>
-              <w:spacing w:before="60" w:line="276" w:lineRule="auto"/>
-              <w:jc w:val="both"/>
-              <w:rPr>
-                <w:bCs/>
-                <w:sz w:val="24"/>
-                <w:szCs w:val="24"/>
-              </w:rPr>
-            </w:pPr>
-            <w:r>
-              <w:rPr>
-                <w:bCs/>
-                <w:sz w:val="24"/>
-                <w:szCs w:val="24"/>
-              </w:rPr>
-              <w:t xml:space="preserve">Secondary Root Cause Level 2: {secondaryLevel2}</w:t>
-            </w:r>
-          </w:p>
-          <w:p>
-            <w:pPr>
-              <w:spacing w:before="60" w:line="276" w:lineRule="auto"/>
-              <w:jc w:val="both"/>
-              <w:rPr>
-                <w:bCs/>
-                <w:sz w:val="24"/>
-                <w:szCs w:val="24"/>
-              </w:rPr>
-            </w:pPr>
-            <w:r>
-              <w:rPr>
-                <w:bCs/>
-                <w:sz w:val="24"/>
-                <w:szCs w:val="24"/>
-              </w:rPr>
-              <w:t xml:space="preserve">Third Root Cause Level 3: {thirdLevel3}</w:t>
+              <w:jc w:val="left"/>
+              <w:rPr>
+                <w:bCs/>
+                <w:sz w:val="24"/>
+                <w:szCs w:val="24"/>
+              </w:rPr>
+            </w:pPr>
+            <w:r>
+              <w:rPr>
+                <w:bCs/>
+                <w:sz w:val="24"/>
+                <w:szCs w:val="24"/>
+              </w:rPr>
+              <w:t xml:space="preserve">{@rootCauseNarrativeXml}</w:t>
             </w:r>
           </w:p>
         </w:tc>
@@ -1499,7 +1579,7 @@
           <w:p>
             <w:pPr>
               <w:spacing w:before="60" w:line="276" w:lineRule="auto"/>
-              <w:jc w:val="both"/>
+              <w:jc w:val="left"/>
               <w:rPr>
                 <w:bCs/>
                 <w:sz w:val="24"/>
@@ -1518,7 +1598,7 @@
           <w:p>
             <w:pPr>
               <w:spacing w:before="60" w:line="276" w:lineRule="auto"/>
-              <w:jc w:val="both"/>
+              <w:jc w:val="left"/>
               <w:rPr>
                 <w:bCs/>
                 <w:sz w:val="24"/>
@@ -1537,7 +1617,7 @@
           <w:p>
             <w:pPr>
               <w:spacing w:before="60" w:line="276" w:lineRule="auto"/>
-              <w:jc w:val="both"/>
+              <w:jc w:val="left"/>
               <w:rPr>
                 <w:bCs/>
                 <w:sz w:val="24"/>
@@ -1556,7 +1636,7 @@
           <w:p>
             <w:pPr>
               <w:spacing w:before="60" w:line="276" w:lineRule="auto"/>
-              <w:jc w:val="both"/>
+              <w:jc w:val="left"/>
               <w:rPr>
                 <w:bCs/>
                 <w:sz w:val="24"/>
@@ -1575,7 +1655,7 @@
           <w:p>
             <w:pPr>
               <w:spacing w:before="60" w:line="276" w:lineRule="auto"/>
-              <w:jc w:val="both"/>
+              <w:jc w:val="left"/>
               <w:rPr>
                 <w:bCs/>
                 <w:sz w:val="24"/>
@@ -1613,7 +1693,7 @@
           <w:p>
             <w:pPr>
               <w:spacing w:before="60" w:line="276" w:lineRule="auto"/>
-              <w:jc w:val="both"/>
+              <w:jc w:val="left"/>
               <w:rPr>
                 <w:bCs/>
                 <w:sz w:val="24"/>
@@ -1632,7 +1712,7 @@
           <w:p>
             <w:pPr>
               <w:spacing w:before="60" w:line="276" w:lineRule="auto"/>
-              <w:jc w:val="both"/>
+              <w:jc w:val="left"/>
               <w:rPr>
                 <w:bCs/>
                 <w:sz w:val="24"/>
@@ -1651,7 +1731,7 @@
           <w:p>
             <w:pPr>
               <w:spacing w:before="60" w:line="276" w:lineRule="auto"/>
-              <w:jc w:val="both"/>
+              <w:jc w:val="left"/>
               <w:rPr>
                 <w:bCs/>
                 <w:sz w:val="24"/>
@@ -1670,7 +1750,7 @@
           <w:p>
             <w:pPr>
               <w:spacing w:before="60" w:line="276" w:lineRule="auto"/>
-              <w:jc w:val="both"/>
+              <w:jc w:val="left"/>
               <w:rPr>
                 <w:bCs/>
                 <w:sz w:val="24"/>
@@ -1689,7 +1769,7 @@
           <w:p>
             <w:pPr>
               <w:spacing w:before="60" w:line="276" w:lineRule="auto"/>
-              <w:jc w:val="both"/>
+              <w:jc w:val="left"/>
               <w:rPr>
                 <w:bCs/>
                 <w:sz w:val="24"/>
@@ -1708,7 +1788,7 @@
           <w:p>
             <w:pPr>
               <w:spacing w:before="60" w:line="276" w:lineRule="auto"/>
-              <w:jc w:val="both"/>
+              <w:jc w:val="left"/>
               <w:rPr>
                 <w:bCs/>
                 <w:sz w:val="24"/>
@@ -1727,7 +1807,7 @@
           <w:p>
             <w:pPr>
               <w:spacing w:before="60" w:line="276" w:lineRule="auto"/>
-              <w:jc w:val="both"/>
+              <w:jc w:val="left"/>
               <w:rPr>
                 <w:bCs/>
                 <w:sz w:val="24"/>
@@ -1746,7 +1826,7 @@
           <w:p>
             <w:pPr>
               <w:spacing w:before="60" w:line="276" w:lineRule="auto"/>
-              <w:jc w:val="both"/>
+              <w:jc w:val="left"/>
               <w:rPr>
                 <w:bCs/>
                 <w:sz w:val="24"/>
@@ -1819,20 +1899,20 @@
           <w:p>
             <w:pPr>
               <w:spacing w:before="60" w:line="276" w:lineRule="auto"/>
-              <w:jc w:val="both"/>
-              <w:rPr>
-                <w:bCs/>
-                <w:sz w:val="24"/>
-                <w:szCs w:val="24"/>
-              </w:rPr>
-            </w:pPr>
-            <w:r>
-              <w:rPr>
-                <w:bCs/>
-                <w:sz w:val="24"/>
-                <w:szCs w:val="24"/>
-              </w:rPr>
-              <w:t xml:space="preserve">{correctiveActions}</w:t>
+              <w:jc w:val="left"/>
+              <w:rPr>
+                <w:bCs/>
+                <w:sz w:val="24"/>
+                <w:szCs w:val="24"/>
+              </w:rPr>
+            </w:pPr>
+            <w:r>
+              <w:rPr>
+                <w:bCs/>
+                <w:sz w:val="24"/>
+                <w:szCs w:val="24"/>
+              </w:rPr>
+              <w:t xml:space="preserve">{@correctiveActionsXml}</w:t>
             </w:r>
           </w:p>
         </w:tc>
@@ -1856,7 +1936,7 @@
           <w:p>
             <w:pPr>
               <w:spacing w:before="60" w:line="276" w:lineRule="auto"/>
-              <w:jc w:val="both"/>
+              <w:jc w:val="left"/>
               <w:rPr>
                 <w:bCs/>
                 <w:sz w:val="24"/>
@@ -1875,7 +1955,7 @@
           <w:p>
             <w:pPr>
               <w:spacing w:before="60" w:line="276" w:lineRule="auto"/>
-              <w:jc w:val="both"/>
+              <w:jc w:val="left"/>
               <w:rPr>
                 <w:bCs/>
                 <w:sz w:val="24"/>
@@ -1894,7 +1974,7 @@
           <w:p>
             <w:pPr>
               <w:spacing w:before="60" w:line="276" w:lineRule="auto"/>
-              <w:jc w:val="both"/>
+              <w:jc w:val="left"/>
               <w:rPr>
                 <w:bCs/>
                 <w:sz w:val="24"/>
@@ -1913,7 +1993,7 @@
           <w:p>
             <w:pPr>
               <w:spacing w:before="60" w:line="276" w:lineRule="auto"/>
-              <w:jc w:val="both"/>
+              <w:jc w:val="left"/>
               <w:rPr>
                 <w:bCs/>
                 <w:sz w:val="24"/>
@@ -1932,7 +2012,7 @@
           <w:p>
             <w:pPr>
               <w:spacing w:before="60" w:line="276" w:lineRule="auto"/>
-              <w:jc w:val="both"/>
+              <w:jc w:val="left"/>
               <w:rPr>
                 <w:bCs/>
                 <w:sz w:val="24"/>
@@ -1951,7 +2031,7 @@
           <w:p>
             <w:pPr>
               <w:spacing w:before="60" w:line="276" w:lineRule="auto"/>
-              <w:jc w:val="both"/>
+              <w:jc w:val="left"/>
               <w:rPr>
                 <w:bCs/>
                 <w:sz w:val="24"/>
@@ -1970,7 +2050,7 @@
           <w:p>
             <w:pPr>
               <w:spacing w:before="60" w:line="276" w:lineRule="auto"/>
-              <w:jc w:val="both"/>
+              <w:jc w:val="left"/>
               <w:rPr>
                 <w:bCs/>
                 <w:sz w:val="24"/>
@@ -2043,20 +2123,20 @@
           <w:p>
             <w:pPr>
               <w:spacing w:before="60" w:line="276" w:lineRule="auto"/>
-              <w:jc w:val="both"/>
-              <w:rPr>
-                <w:bCs/>
-                <w:sz w:val="24"/>
-                <w:szCs w:val="24"/>
-              </w:rPr>
-            </w:pPr>
-            <w:r>
-              <w:rPr>
-                <w:bCs/>
-                <w:sz w:val="24"/>
-                <w:szCs w:val="24"/>
-              </w:rPr>
-              <w:t xml:space="preserve">{preventiveActions}</w:t>
+              <w:jc w:val="left"/>
+              <w:rPr>
+                <w:bCs/>
+                <w:sz w:val="24"/>
+                <w:szCs w:val="24"/>
+              </w:rPr>
+            </w:pPr>
+            <w:r>
+              <w:rPr>
+                <w:bCs/>
+                <w:sz w:val="24"/>
+                <w:szCs w:val="24"/>
+              </w:rPr>
+              <w:t xml:space="preserve">{@preventiveActionsXml}</w:t>
             </w:r>
           </w:p>
         </w:tc>
@@ -2138,20 +2218,20 @@
           <w:p>
             <w:pPr>
               <w:spacing w:before="60" w:line="276" w:lineRule="auto"/>
-              <w:jc w:val="both"/>
-              <w:rPr>
-                <w:bCs/>
-                <w:sz w:val="24"/>
-                <w:szCs w:val="24"/>
-              </w:rPr>
-            </w:pPr>
-            <w:r>
-              <w:rPr>
-                <w:bCs/>
-                <w:sz w:val="24"/>
-                <w:szCs w:val="24"/>
-              </w:rPr>
-              <w:t xml:space="preserve">{documentsReviewed}</w:t>
+              <w:jc w:val="left"/>
+              <w:rPr>
+                <w:bCs/>
+                <w:sz w:val="24"/>
+                <w:szCs w:val="24"/>
+              </w:rPr>
+            </w:pPr>
+            <w:r>
+              <w:rPr>
+                <w:bCs/>
+                <w:sz w:val="24"/>
+                <w:szCs w:val="24"/>
+              </w:rPr>
+              <w:t xml:space="preserve">{@documentsReviewedXml}</w:t>
             </w:r>
           </w:p>
         </w:tc>
@@ -2211,7 +2291,7 @@
           <w:p>
             <w:pPr>
               <w:spacing w:before="60" w:line="276" w:lineRule="auto"/>
-              <w:jc w:val="both"/>
+              <w:jc w:val="left"/>
               <w:rPr>
                 <w:bCs/>
                 <w:sz w:val="24"/>
@@ -2230,7 +2310,7 @@
           <w:p>
             <w:pPr>
               <w:spacing w:before="60" w:line="276" w:lineRule="auto"/>
-              <w:jc w:val="both"/>
+              <w:jc w:val="left"/>
               <w:rPr>
                 <w:bCs/>
                 <w:sz w:val="24"/>
@@ -2249,7 +2329,7 @@
           <w:p>
             <w:pPr>
               <w:spacing w:before="60" w:line="276" w:lineRule="auto"/>
-              <w:jc w:val="both"/>
+              <w:jc w:val="left"/>
               <w:rPr>
                 <w:bCs/>
                 <w:sz w:val="24"/>

--- a/templates/investigation-report-template.docx
+++ b/templates/investigation-report-template.docx
@@ -491,158 +491,6 @@
                 <w:sz w:val="24"/>
                 <w:szCs w:val="24"/>
               </w:rPr>
-              <w:t xml:space="preserve">Following checks shall be considered while writing the “Define” section.</w:t>
-            </w:r>
-          </w:p>
-          <w:p>
-            <w:pPr>
-              <w:spacing w:before="60" w:line="276" w:lineRule="auto"/>
-              <w:jc w:val="left"/>
-              <w:rPr>
-                <w:bCs/>
-                <w:sz w:val="24"/>
-                <w:szCs w:val="24"/>
-              </w:rPr>
-            </w:pPr>
-            <w:r>
-              <w:rPr>
-                <w:bCs/>
-                <w:sz w:val="24"/>
-                <w:szCs w:val="24"/>
-              </w:rPr>
-              <w:t xml:space="preserve">1. Clearly define what happens actually.</w:t>
-            </w:r>
-          </w:p>
-          <w:p>
-            <w:pPr>
-              <w:spacing w:before="60" w:line="276" w:lineRule="auto"/>
-              <w:jc w:val="left"/>
-              <w:rPr>
-                <w:bCs/>
-                <w:sz w:val="24"/>
-                <w:szCs w:val="24"/>
-              </w:rPr>
-            </w:pPr>
-            <w:r>
-              <w:rPr>
-                <w:bCs/>
-                <w:sz w:val="24"/>
-                <w:szCs w:val="24"/>
-              </w:rPr>
-              <w:t xml:space="preserve">2. Explain what is different than expected.</w:t>
-            </w:r>
-          </w:p>
-          <w:p>
-            <w:pPr>
-              <w:spacing w:before="60" w:line="276" w:lineRule="auto"/>
-              <w:jc w:val="left"/>
-              <w:rPr>
-                <w:bCs/>
-                <w:sz w:val="24"/>
-                <w:szCs w:val="24"/>
-              </w:rPr>
-            </w:pPr>
-            <w:r>
-              <w:rPr>
-                <w:bCs/>
-                <w:sz w:val="24"/>
-                <w:szCs w:val="24"/>
-              </w:rPr>
-              <w:t xml:space="preserve">3. Mention the location where the deviation has occurred.</w:t>
-            </w:r>
-          </w:p>
-          <w:p>
-            <w:pPr>
-              <w:spacing w:before="60" w:line="276" w:lineRule="auto"/>
-              <w:jc w:val="left"/>
-              <w:rPr>
-                <w:bCs/>
-                <w:sz w:val="24"/>
-                <w:szCs w:val="24"/>
-              </w:rPr>
-            </w:pPr>
-            <w:r>
-              <w:rPr>
-                <w:bCs/>
-                <w:sz w:val="24"/>
-                <w:szCs w:val="24"/>
-              </w:rPr>
-              <w:t xml:space="preserve">4. Date/time of deviation occurrence and date/time of detection.</w:t>
-            </w:r>
-          </w:p>
-          <w:p>
-            <w:pPr>
-              <w:spacing w:before="60" w:line="276" w:lineRule="auto"/>
-              <w:jc w:val="left"/>
-              <w:rPr>
-                <w:bCs/>
-                <w:sz w:val="24"/>
-                <w:szCs w:val="24"/>
-              </w:rPr>
-            </w:pPr>
-            <w:r>
-              <w:rPr>
-                <w:bCs/>
-                <w:sz w:val="24"/>
-                <w:szCs w:val="24"/>
-              </w:rPr>
-              <w:t xml:space="preserve">5. Mention the name of personnel who is involved in the deviation.</w:t>
-            </w:r>
-          </w:p>
-          <w:p>
-            <w:pPr>
-              <w:spacing w:before="60" w:line="276" w:lineRule="auto"/>
-              <w:jc w:val="left"/>
-              <w:rPr>
-                <w:bCs/>
-                <w:sz w:val="24"/>
-                <w:szCs w:val="24"/>
-              </w:rPr>
-            </w:pPr>
-            <w:r>
-              <w:rPr>
-                <w:bCs/>
-                <w:sz w:val="24"/>
-                <w:szCs w:val="24"/>
-              </w:rPr>
-              <w:t xml:space="preserve">6. Mention initial scope of deviation (impacted product/Material/Equipment/System/Batches/etc.)</w:t>
-            </w:r>
-          </w:p>
-          <w:p>
-            <w:pPr>
-              <w:spacing w:before="60" w:line="276" w:lineRule="auto"/>
-              <w:jc w:val="left"/>
-              <w:rPr>
-                <w:bCs/>
-                <w:sz w:val="24"/>
-                <w:szCs w:val="24"/>
-              </w:rPr>
-            </w:pPr>
-            <w:r>
-              <w:rPr>
-                <w:bCs/>
-                <w:sz w:val="24"/>
-                <w:szCs w:val="24"/>
-              </w:rPr>
-              <w:t xml:space="preserve"/>
-            </w:r>
-          </w:p>
-          <w:p>
-            <w:pPr>
-              <w:spacing w:before="60" w:line="276" w:lineRule="auto"/>
-              <w:jc w:val="left"/>
-              <w:rPr>
-                <w:bCs/>
-                <w:sz w:val="24"/>
-                <w:szCs w:val="24"/>
-              </w:rPr>
-            </w:pPr>
-            <w:r>
-              <w:rPr>
-                <w:bCs/>
-                <w:sz w:val="24"/>
-                <w:szCs w:val="24"/>
-              </w:rPr>
               <w:t xml:space="preserve">{@defineNarrativeXml}</w:t>
             </w:r>
           </w:p>
@@ -737,139 +585,6 @@
                 <w:sz w:val="24"/>
                 <w:szCs w:val="24"/>
               </w:rPr>
-              <w:t xml:space="preserve">Following checks shall be considered while writing the “Measure” section.</w:t>
-            </w:r>
-          </w:p>
-          <w:p>
-            <w:pPr>
-              <w:spacing w:before="60" w:line="276" w:lineRule="auto"/>
-              <w:jc w:val="left"/>
-              <w:rPr>
-                <w:bCs/>
-                <w:sz w:val="24"/>
-                <w:szCs w:val="24"/>
-              </w:rPr>
-            </w:pPr>
-            <w:r>
-              <w:rPr>
-                <w:bCs/>
-                <w:sz w:val="24"/>
-                <w:szCs w:val="24"/>
-              </w:rPr>
-              <w:t xml:space="preserve">1. Does the summary provide relevant facts and data/information reviewed?</w:t>
-            </w:r>
-          </w:p>
-          <w:p>
-            <w:pPr>
-              <w:spacing w:before="60" w:line="276" w:lineRule="auto"/>
-              <w:jc w:val="left"/>
-              <w:rPr>
-                <w:bCs/>
-                <w:sz w:val="24"/>
-                <w:szCs w:val="24"/>
-              </w:rPr>
-            </w:pPr>
-            <w:r>
-              <w:rPr>
-                <w:bCs/>
-                <w:sz w:val="24"/>
-                <w:szCs w:val="24"/>
-              </w:rPr>
-              <w:t xml:space="preserve">2. Is a summary of the analysis of the factors and data provided?</w:t>
-            </w:r>
-          </w:p>
-          <w:p>
-            <w:pPr>
-              <w:spacing w:before="60" w:line="276" w:lineRule="auto"/>
-              <w:jc w:val="left"/>
-              <w:rPr>
-                <w:bCs/>
-                <w:sz w:val="24"/>
-                <w:szCs w:val="24"/>
-              </w:rPr>
-            </w:pPr>
-            <w:r>
-              <w:rPr>
-                <w:bCs/>
-                <w:sz w:val="24"/>
-                <w:szCs w:val="24"/>
-              </w:rPr>
-              <w:t xml:space="preserve">3. Is a conclusion statement of the analysis and review provided?</w:t>
-            </w:r>
-          </w:p>
-          <w:p>
-            <w:pPr>
-              <w:spacing w:before="60" w:line="276" w:lineRule="auto"/>
-              <w:jc w:val="left"/>
-              <w:rPr>
-                <w:bCs/>
-                <w:sz w:val="24"/>
-                <w:szCs w:val="24"/>
-              </w:rPr>
-            </w:pPr>
-            <w:r>
-              <w:rPr>
-                <w:bCs/>
-                <w:sz w:val="24"/>
-                <w:szCs w:val="24"/>
-              </w:rPr>
-              <w:t xml:space="preserve">4. If there were Regulatory Notification, were details provided?</w:t>
-            </w:r>
-          </w:p>
-          <w:p>
-            <w:pPr>
-              <w:spacing w:before="60" w:line="276" w:lineRule="auto"/>
-              <w:jc w:val="left"/>
-              <w:rPr>
-                <w:bCs/>
-                <w:sz w:val="24"/>
-                <w:szCs w:val="24"/>
-              </w:rPr>
-            </w:pPr>
-            <w:r>
-              <w:rPr>
-                <w:bCs/>
-                <w:sz w:val="24"/>
-                <w:szCs w:val="24"/>
-              </w:rPr>
-              <w:t xml:space="preserve">5. Is the report written in a logical flow and easily understood by the reader?</w:t>
-            </w:r>
-          </w:p>
-          <w:p>
-            <w:pPr>
-              <w:spacing w:before="60" w:line="276" w:lineRule="auto"/>
-              <w:jc w:val="left"/>
-              <w:rPr>
-                <w:bCs/>
-                <w:sz w:val="24"/>
-                <w:szCs w:val="24"/>
-              </w:rPr>
-            </w:pPr>
-            <w:r>
-              <w:rPr>
-                <w:bCs/>
-                <w:sz w:val="24"/>
-                <w:szCs w:val="24"/>
-              </w:rPr>
-              <w:t xml:space="preserve"/>
-            </w:r>
-          </w:p>
-          <w:p>
-            <w:pPr>
-              <w:spacing w:before="60" w:line="276" w:lineRule="auto"/>
-              <w:jc w:val="left"/>
-              <w:rPr>
-                <w:bCs/>
-                <w:sz w:val="24"/>
-                <w:szCs w:val="24"/>
-              </w:rPr>
-            </w:pPr>
-            <w:r>
-              <w:rPr>
-                <w:bCs/>
-                <w:sz w:val="24"/>
-                <w:szCs w:val="24"/>
-              </w:rPr>
               <w:t xml:space="preserve">{@measureNarrativeXml}</w:t>
             </w:r>
           </w:p>
@@ -1706,140 +1421,7 @@
                 <w:sz w:val="24"/>
                 <w:szCs w:val="24"/>
               </w:rPr>
-              <w:t xml:space="preserve">Improve: Improve section covers the corrective actions.</w:t>
-            </w:r>
-          </w:p>
-          <w:p>
-            <w:pPr>
-              <w:spacing w:before="60" w:line="276" w:lineRule="auto"/>
-              <w:jc w:val="left"/>
-              <w:rPr>
-                <w:bCs/>
-                <w:sz w:val="24"/>
-                <w:szCs w:val="24"/>
-              </w:rPr>
-            </w:pPr>
-            <w:r>
-              <w:rPr>
-                <w:bCs/>
-                <w:sz w:val="24"/>
-                <w:szCs w:val="24"/>
-              </w:rPr>
-              <w:t xml:space="preserve">Following checks shall be considered while writing the “Improve” section.</w:t>
-            </w:r>
-          </w:p>
-          <w:p>
-            <w:pPr>
-              <w:spacing w:before="60" w:line="276" w:lineRule="auto"/>
-              <w:jc w:val="left"/>
-              <w:rPr>
-                <w:bCs/>
-                <w:sz w:val="24"/>
-                <w:szCs w:val="24"/>
-              </w:rPr>
-            </w:pPr>
-            <w:r>
-              <w:rPr>
-                <w:bCs/>
-                <w:sz w:val="24"/>
-                <w:szCs w:val="24"/>
-              </w:rPr>
-              <w:t xml:space="preserve">1. Were specific corrective actions identified (including immediate actions)?</w:t>
-            </w:r>
-          </w:p>
-          <w:p>
-            <w:pPr>
-              <w:spacing w:before="60" w:line="276" w:lineRule="auto"/>
-              <w:jc w:val="left"/>
-              <w:rPr>
-                <w:bCs/>
-                <w:sz w:val="24"/>
-                <w:szCs w:val="24"/>
-              </w:rPr>
-            </w:pPr>
-            <w:r>
-              <w:rPr>
-                <w:bCs/>
-                <w:sz w:val="24"/>
-                <w:szCs w:val="24"/>
-              </w:rPr>
-              <w:t xml:space="preserve">2. Were specific corrective actions identified for each root cause?</w:t>
-            </w:r>
-          </w:p>
-          <w:p>
-            <w:pPr>
-              <w:spacing w:before="60" w:line="276" w:lineRule="auto"/>
-              <w:jc w:val="left"/>
-              <w:rPr>
-                <w:bCs/>
-                <w:sz w:val="24"/>
-                <w:szCs w:val="24"/>
-              </w:rPr>
-            </w:pPr>
-            <w:r>
-              <w:rPr>
-                <w:bCs/>
-                <w:sz w:val="24"/>
-                <w:szCs w:val="24"/>
-              </w:rPr>
-              <w:t xml:space="preserve">3. Was the corrective action assigned a unique number, responsible person and due date?</w:t>
-            </w:r>
-          </w:p>
-          <w:p>
-            <w:pPr>
-              <w:spacing w:before="60" w:line="276" w:lineRule="auto"/>
-              <w:jc w:val="left"/>
-              <w:rPr>
-                <w:bCs/>
-                <w:sz w:val="24"/>
-                <w:szCs w:val="24"/>
-              </w:rPr>
-            </w:pPr>
-            <w:r>
-              <w:rPr>
-                <w:bCs/>
-                <w:sz w:val="24"/>
-                <w:szCs w:val="24"/>
-              </w:rPr>
-              <w:t xml:space="preserve">4. Does the action describe the expected outcome that can be verified?</w:t>
-            </w:r>
-          </w:p>
-          <w:p>
-            <w:pPr>
-              <w:spacing w:before="60" w:line="276" w:lineRule="auto"/>
-              <w:jc w:val="left"/>
-              <w:rPr>
-                <w:bCs/>
-                <w:sz w:val="24"/>
-                <w:szCs w:val="24"/>
-              </w:rPr>
-            </w:pPr>
-            <w:r>
-              <w:rPr>
-                <w:bCs/>
-                <w:sz w:val="24"/>
-                <w:szCs w:val="24"/>
-              </w:rPr>
-              <w:t xml:space="preserve">5. Was effectiveness verification required or not, with rationale documented?</w:t>
-            </w:r>
-          </w:p>
-          <w:p>
-            <w:pPr>
-              <w:spacing w:before="60" w:line="276" w:lineRule="auto"/>
-              <w:jc w:val="left"/>
-              <w:rPr>
-                <w:bCs/>
-                <w:sz w:val="24"/>
-                <w:szCs w:val="24"/>
-              </w:rPr>
-            </w:pPr>
-            <w:r>
-              <w:rPr>
-                <w:bCs/>
-                <w:sz w:val="24"/>
-                <w:szCs w:val="24"/>
-              </w:rPr>
-              <w:t xml:space="preserve">6. Are the identified corrective actions achievable?</w:t>
+              <w:t xml:space="preserve">Improve:</w:t>
             </w:r>
           </w:p>
         </w:tc>
@@ -1949,121 +1531,7 @@
                 <w:sz w:val="24"/>
                 <w:szCs w:val="24"/>
               </w:rPr>
-              <w:t xml:space="preserve">Control: Control section covers the preventive actions.</w:t>
-            </w:r>
-          </w:p>
-          <w:p>
-            <w:pPr>
-              <w:spacing w:before="60" w:line="276" w:lineRule="auto"/>
-              <w:jc w:val="left"/>
-              <w:rPr>
-                <w:bCs/>
-                <w:sz w:val="24"/>
-                <w:szCs w:val="24"/>
-              </w:rPr>
-            </w:pPr>
-            <w:r>
-              <w:rPr>
-                <w:bCs/>
-                <w:sz w:val="24"/>
-                <w:szCs w:val="24"/>
-              </w:rPr>
-              <w:t xml:space="preserve">Following checks shall be considered while writing the “Control” section.</w:t>
-            </w:r>
-          </w:p>
-          <w:p>
-            <w:pPr>
-              <w:spacing w:before="60" w:line="276" w:lineRule="auto"/>
-              <w:jc w:val="left"/>
-              <w:rPr>
-                <w:bCs/>
-                <w:sz w:val="24"/>
-                <w:szCs w:val="24"/>
-              </w:rPr>
-            </w:pPr>
-            <w:r>
-              <w:rPr>
-                <w:bCs/>
-                <w:sz w:val="24"/>
-                <w:szCs w:val="24"/>
-              </w:rPr>
-              <w:t xml:space="preserve">1. Are specific preventive actions identified to prevent recurrence?</w:t>
-            </w:r>
-          </w:p>
-          <w:p>
-            <w:pPr>
-              <w:spacing w:before="60" w:line="276" w:lineRule="auto"/>
-              <w:jc w:val="left"/>
-              <w:rPr>
-                <w:bCs/>
-                <w:sz w:val="24"/>
-                <w:szCs w:val="24"/>
-              </w:rPr>
-            </w:pPr>
-            <w:r>
-              <w:rPr>
-                <w:bCs/>
-                <w:sz w:val="24"/>
-                <w:szCs w:val="24"/>
-              </w:rPr>
-              <w:t xml:space="preserve">2. Was the preventive action assigned a unique number, responsible person and due date?</w:t>
-            </w:r>
-          </w:p>
-          <w:p>
-            <w:pPr>
-              <w:spacing w:before="60" w:line="276" w:lineRule="auto"/>
-              <w:jc w:val="left"/>
-              <w:rPr>
-                <w:bCs/>
-                <w:sz w:val="24"/>
-                <w:szCs w:val="24"/>
-              </w:rPr>
-            </w:pPr>
-            <w:r>
-              <w:rPr>
-                <w:bCs/>
-                <w:sz w:val="24"/>
-                <w:szCs w:val="24"/>
-              </w:rPr>
-              <w:t xml:space="preserve">3. Does the action describe the expected outcome that can be verified?</w:t>
-            </w:r>
-          </w:p>
-          <w:p>
-            <w:pPr>
-              <w:spacing w:before="60" w:line="276" w:lineRule="auto"/>
-              <w:jc w:val="left"/>
-              <w:rPr>
-                <w:bCs/>
-                <w:sz w:val="24"/>
-                <w:szCs w:val="24"/>
-              </w:rPr>
-            </w:pPr>
-            <w:r>
-              <w:rPr>
-                <w:bCs/>
-                <w:sz w:val="24"/>
-                <w:szCs w:val="24"/>
-              </w:rPr>
-              <w:t xml:space="preserve">4. Was effectiveness verification required or not, with rationale documented?</w:t>
-            </w:r>
-          </w:p>
-          <w:p>
-            <w:pPr>
-              <w:spacing w:before="60" w:line="276" w:lineRule="auto"/>
-              <w:jc w:val="left"/>
-              <w:rPr>
-                <w:bCs/>
-                <w:sz w:val="24"/>
-                <w:szCs w:val="24"/>
-              </w:rPr>
-            </w:pPr>
-            <w:r>
-              <w:rPr>
-                <w:bCs/>
-                <w:sz w:val="24"/>
-                <w:szCs w:val="24"/>
-              </w:rPr>
-              <w:t xml:space="preserve">5. Are the identified preventive actions achievable?</w:t>
+              <w:t xml:space="preserve">Control:</w:t>
             </w:r>
           </w:p>
         </w:tc>

--- a/templates/investigation-report-template.docx
+++ b/templates/investigation-report-template.docx
@@ -78,14 +78,12 @@
               <w:spacing w:before="60" w:line="276" w:lineRule="auto"/>
               <w:jc w:val="left"/>
               <w:rPr>
-                <w:bCs/>
                 <w:sz w:val="24"/>
                 <w:szCs w:val="24"/>
               </w:rPr>
             </w:pPr>
             <w:r>
               <w:rPr>
-                <w:bCs/>
                 <w:sz w:val="24"/>
                 <w:szCs w:val="24"/>
               </w:rPr>
@@ -138,14 +136,12 @@
               <w:spacing w:before="60" w:line="276" w:lineRule="auto"/>
               <w:jc w:val="left"/>
               <w:rPr>
-                <w:bCs/>
                 <w:sz w:val="24"/>
                 <w:szCs w:val="24"/>
               </w:rPr>
             </w:pPr>
             <w:r>
               <w:rPr>
-                <w:bCs/>
                 <w:sz w:val="24"/>
                 <w:szCs w:val="24"/>
               </w:rPr>
@@ -380,7 +376,14 @@
                 <w:sz w:val="24"/>
                 <w:szCs w:val="24"/>
               </w:rPr>
-              <w:t xml:space="preserve">Other Tools (If any): {otherToolsDisplay}</w:t>
+              <w:t xml:space="preserve">Other Tools (If any): </w:t>
+            </w:r>
+            <w:r>
+              <w:rPr>
+                <w:sz w:val="24"/>
+                <w:szCs w:val="24"/>
+              </w:rPr>
+              <w:t xml:space="preserve">{otherToolsDisplay}</w:t>
             </w:r>
           </w:p>
         </w:tc>
@@ -406,14 +409,12 @@
               <w:spacing w:before="60" w:line="276" w:lineRule="auto"/>
               <w:jc w:val="left"/>
               <w:rPr>
-                <w:bCs/>
                 <w:sz w:val="24"/>
                 <w:szCs w:val="24"/>
               </w:rPr>
             </w:pPr>
             <w:r>
               <w:rPr>
-                <w:bCs/>
                 <w:sz w:val="24"/>
                 <w:szCs w:val="24"/>
               </w:rPr>
@@ -480,14 +481,12 @@
               <w:spacing w:before="60" w:line="276" w:lineRule="auto"/>
               <w:jc w:val="left"/>
               <w:rPr>
-                <w:bCs/>
                 <w:sz w:val="24"/>
                 <w:szCs w:val="24"/>
               </w:rPr>
             </w:pPr>
             <w:r>
               <w:rPr>
-                <w:bCs/>
                 <w:sz w:val="24"/>
                 <w:szCs w:val="24"/>
               </w:rPr>
@@ -555,14 +554,14 @@
               <w:spacing w:before="60" w:line="276" w:lineRule="auto"/>
               <w:jc w:val="left"/>
               <w:rPr>
-                <w:bCs/>
+                <w:b/>
                 <w:sz w:val="24"/>
                 <w:szCs w:val="24"/>
               </w:rPr>
             </w:pPr>
             <w:r>
               <w:rPr>
-                <w:bCs/>
+                <w:b/>
                 <w:sz w:val="24"/>
                 <w:szCs w:val="24"/>
               </w:rPr>
@@ -574,14 +573,12 @@
               <w:spacing w:before="60" w:line="276" w:lineRule="auto"/>
               <w:jc w:val="left"/>
               <w:rPr>
-                <w:bCs/>
                 <w:sz w:val="24"/>
                 <w:szCs w:val="24"/>
               </w:rPr>
             </w:pPr>
             <w:r>
               <w:rPr>
-                <w:bCs/>
                 <w:sz w:val="24"/>
                 <w:szCs w:val="24"/>
               </w:rPr>
@@ -649,14 +646,14 @@
               <w:spacing w:before="60" w:line="276" w:lineRule="auto"/>
               <w:jc w:val="left"/>
               <w:rPr>
-                <w:bCs/>
+                <w:b/>
                 <w:sz w:val="24"/>
                 <w:szCs w:val="24"/>
               </w:rPr>
             </w:pPr>
             <w:r>
               <w:rPr>
-                <w:bCs/>
+                <w:b/>
                 <w:sz w:val="24"/>
                 <w:szCs w:val="24"/>
               </w:rPr>
@@ -668,18 +665,25 @@
               <w:spacing w:before="60" w:line="276" w:lineRule="auto"/>
               <w:jc w:val="left"/>
               <w:rPr>
-                <w:bCs/>
+                <w:b/>
                 <w:sz w:val="24"/>
                 <w:szCs w:val="24"/>
               </w:rPr>
             </w:pPr>
             <w:r>
               <w:rPr>
-                <w:bCs/>
-                <w:sz w:val="24"/>
-                <w:szCs w:val="24"/>
-              </w:rPr>
-              <w:t xml:space="preserve">Man: {sixMMan}</w:t>
+                <w:b/>
+                <w:sz w:val="24"/>
+                <w:szCs w:val="24"/>
+              </w:rPr>
+              <w:t xml:space="preserve">Man: </w:t>
+            </w:r>
+            <w:r>
+              <w:rPr>
+                <w:sz w:val="24"/>
+                <w:szCs w:val="24"/>
+              </w:rPr>
+              <w:t xml:space="preserve">{sixMMan}</w:t>
             </w:r>
           </w:p>
           <w:p>
@@ -687,18 +691,25 @@
               <w:spacing w:before="60" w:line="276" w:lineRule="auto"/>
               <w:jc w:val="left"/>
               <w:rPr>
-                <w:bCs/>
+                <w:b/>
                 <w:sz w:val="24"/>
                 <w:szCs w:val="24"/>
               </w:rPr>
             </w:pPr>
             <w:r>
               <w:rPr>
-                <w:bCs/>
-                <w:sz w:val="24"/>
-                <w:szCs w:val="24"/>
-              </w:rPr>
-              <w:t xml:space="preserve">Machine: {sixMMachine}</w:t>
+                <w:b/>
+                <w:sz w:val="24"/>
+                <w:szCs w:val="24"/>
+              </w:rPr>
+              <w:t xml:space="preserve">Machine: </w:t>
+            </w:r>
+            <w:r>
+              <w:rPr>
+                <w:sz w:val="24"/>
+                <w:szCs w:val="24"/>
+              </w:rPr>
+              <w:t xml:space="preserve">{sixMMachine}</w:t>
             </w:r>
           </w:p>
           <w:p>
@@ -706,18 +717,25 @@
               <w:spacing w:before="60" w:line="276" w:lineRule="auto"/>
               <w:jc w:val="left"/>
               <w:rPr>
-                <w:bCs/>
+                <w:b/>
                 <w:sz w:val="24"/>
                 <w:szCs w:val="24"/>
               </w:rPr>
             </w:pPr>
             <w:r>
               <w:rPr>
-                <w:bCs/>
-                <w:sz w:val="24"/>
-                <w:szCs w:val="24"/>
-              </w:rPr>
-              <w:t xml:space="preserve">Measurement: {sixMMeasurement}</w:t>
+                <w:b/>
+                <w:sz w:val="24"/>
+                <w:szCs w:val="24"/>
+              </w:rPr>
+              <w:t xml:space="preserve">Measurement: </w:t>
+            </w:r>
+            <w:r>
+              <w:rPr>
+                <w:sz w:val="24"/>
+                <w:szCs w:val="24"/>
+              </w:rPr>
+              <w:t xml:space="preserve">{sixMMeasurement}</w:t>
             </w:r>
           </w:p>
           <w:p>
@@ -725,18 +743,25 @@
               <w:spacing w:before="60" w:line="276" w:lineRule="auto"/>
               <w:jc w:val="left"/>
               <w:rPr>
-                <w:bCs/>
+                <w:b/>
                 <w:sz w:val="24"/>
                 <w:szCs w:val="24"/>
               </w:rPr>
             </w:pPr>
             <w:r>
               <w:rPr>
-                <w:bCs/>
-                <w:sz w:val="24"/>
-                <w:szCs w:val="24"/>
-              </w:rPr>
-              <w:t xml:space="preserve">Material: {sixMMaterial}</w:t>
+                <w:b/>
+                <w:sz w:val="24"/>
+                <w:szCs w:val="24"/>
+              </w:rPr>
+              <w:t xml:space="preserve">Material: </w:t>
+            </w:r>
+            <w:r>
+              <w:rPr>
+                <w:sz w:val="24"/>
+                <w:szCs w:val="24"/>
+              </w:rPr>
+              <w:t xml:space="preserve">{sixMMaterial}</w:t>
             </w:r>
           </w:p>
           <w:p>
@@ -744,18 +769,25 @@
               <w:spacing w:before="60" w:line="276" w:lineRule="auto"/>
               <w:jc w:val="left"/>
               <w:rPr>
-                <w:bCs/>
+                <w:b/>
                 <w:sz w:val="24"/>
                 <w:szCs w:val="24"/>
               </w:rPr>
             </w:pPr>
             <w:r>
               <w:rPr>
-                <w:bCs/>
-                <w:sz w:val="24"/>
-                <w:szCs w:val="24"/>
-              </w:rPr>
-              <w:t xml:space="preserve">Method: {sixMMethod}</w:t>
+                <w:b/>
+                <w:sz w:val="24"/>
+                <w:szCs w:val="24"/>
+              </w:rPr>
+              <w:t xml:space="preserve">Method: </w:t>
+            </w:r>
+            <w:r>
+              <w:rPr>
+                <w:sz w:val="24"/>
+                <w:szCs w:val="24"/>
+              </w:rPr>
+              <w:t xml:space="preserve">{sixMMethod}</w:t>
             </w:r>
           </w:p>
           <w:p>
@@ -763,18 +795,25 @@
               <w:spacing w:before="60" w:line="276" w:lineRule="auto"/>
               <w:jc w:val="left"/>
               <w:rPr>
-                <w:bCs/>
+                <w:b/>
                 <w:sz w:val="24"/>
                 <w:szCs w:val="24"/>
               </w:rPr>
             </w:pPr>
             <w:r>
               <w:rPr>
-                <w:bCs/>
-                <w:sz w:val="24"/>
-                <w:szCs w:val="24"/>
-              </w:rPr>
-              <w:t xml:space="preserve">Milieu (Environment): {sixMMilieu}</w:t>
+                <w:b/>
+                <w:sz w:val="24"/>
+                <w:szCs w:val="24"/>
+              </w:rPr>
+              <w:t xml:space="preserve">Milieu (Environment): </w:t>
+            </w:r>
+            <w:r>
+              <w:rPr>
+                <w:sz w:val="24"/>
+                <w:szCs w:val="24"/>
+              </w:rPr>
+              <w:t xml:space="preserve">{sixMMilieu}</w:t>
             </w:r>
           </w:p>
           <w:p>
@@ -782,18 +821,25 @@
               <w:spacing w:before="60" w:line="276" w:lineRule="auto"/>
               <w:jc w:val="left"/>
               <w:rPr>
-                <w:bCs/>
+                <w:b/>
                 <w:sz w:val="24"/>
                 <w:szCs w:val="24"/>
               </w:rPr>
             </w:pPr>
             <w:r>
               <w:rPr>
-                <w:bCs/>
-                <w:sz w:val="24"/>
-                <w:szCs w:val="24"/>
-              </w:rPr>
-              <w:t xml:space="preserve">Conclusion: {sixMConclusion}</w:t>
+                <w:b/>
+                <w:sz w:val="24"/>
+                <w:szCs w:val="24"/>
+              </w:rPr>
+              <w:t xml:space="preserve">Conclusion: </w:t>
+            </w:r>
+            <w:r>
+              <w:rPr>
+                <w:sz w:val="24"/>
+                <w:szCs w:val="24"/>
+              </w:rPr>
+              <w:t xml:space="preserve">{sixMConclusion}</w:t>
             </w:r>
           </w:p>
         </w:tc>
@@ -904,14 +950,14 @@
               <w:spacing w:before="60" w:line="276" w:lineRule="auto"/>
               <w:jc w:val="left"/>
               <w:rPr>
-                <w:bCs/>
+                <w:b/>
                 <w:sz w:val="24"/>
                 <w:szCs w:val="24"/>
               </w:rPr>
             </w:pPr>
             <w:r>
               <w:rPr>
-                <w:bCs/>
+                <w:b/>
                 <w:sz w:val="24"/>
                 <w:szCs w:val="24"/>
               </w:rPr>
@@ -923,14 +969,12 @@
               <w:spacing w:before="60" w:line="276" w:lineRule="auto"/>
               <w:jc w:val="left"/>
               <w:rPr>
-                <w:bCs/>
                 <w:sz w:val="24"/>
                 <w:szCs w:val="24"/>
               </w:rPr>
             </w:pPr>
             <w:r>
               <w:rPr>
-                <w:bCs/>
                 <w:sz w:val="24"/>
                 <w:szCs w:val="24"/>
               </w:rPr>
@@ -960,14 +1004,14 @@
               <w:spacing w:before="60" w:line="276" w:lineRule="auto"/>
               <w:jc w:val="left"/>
               <w:rPr>
-                <w:bCs/>
+                <w:b/>
                 <w:sz w:val="24"/>
                 <w:szCs w:val="24"/>
               </w:rPr>
             </w:pPr>
             <w:r>
               <w:rPr>
-                <w:bCs/>
+                <w:b/>
                 <w:sz w:val="24"/>
                 <w:szCs w:val="24"/>
               </w:rPr>
@@ -979,14 +1023,12 @@
               <w:spacing w:before="60" w:line="276" w:lineRule="auto"/>
               <w:jc w:val="left"/>
               <w:rPr>
-                <w:bCs/>
                 <w:sz w:val="24"/>
                 <w:szCs w:val="24"/>
               </w:rPr>
             </w:pPr>
             <w:r>
               <w:rPr>
-                <w:bCs/>
                 <w:sz w:val="24"/>
                 <w:szCs w:val="24"/>
               </w:rPr>
@@ -1016,14 +1058,14 @@
               <w:spacing w:before="60" w:line="276" w:lineRule="auto"/>
               <w:jc w:val="left"/>
               <w:rPr>
-                <w:bCs/>
+                <w:b/>
                 <w:sz w:val="24"/>
                 <w:szCs w:val="24"/>
               </w:rPr>
             </w:pPr>
             <w:r>
               <w:rPr>
-                <w:bCs/>
+                <w:b/>
                 <w:sz w:val="24"/>
                 <w:szCs w:val="24"/>
               </w:rPr>
@@ -1035,14 +1077,12 @@
               <w:spacing w:before="60" w:line="276" w:lineRule="auto"/>
               <w:jc w:val="left"/>
               <w:rPr>
-                <w:bCs/>
                 <w:sz w:val="24"/>
                 <w:szCs w:val="24"/>
               </w:rPr>
             </w:pPr>
             <w:r>
               <w:rPr>
-                <w:bCs/>
                 <w:sz w:val="24"/>
                 <w:szCs w:val="24"/>
               </w:rPr>
@@ -1072,14 +1112,12 @@
               <w:spacing w:before="60" w:line="276" w:lineRule="auto"/>
               <w:jc w:val="left"/>
               <w:rPr>
-                <w:bCs/>
                 <w:sz w:val="24"/>
                 <w:szCs w:val="24"/>
               </w:rPr>
             </w:pPr>
             <w:r>
               <w:rPr>
-                <w:bCs/>
                 <w:sz w:val="24"/>
                 <w:szCs w:val="24"/>
               </w:rPr>
@@ -1146,14 +1184,12 @@
               <w:spacing w:before="60" w:line="276" w:lineRule="auto"/>
               <w:jc w:val="left"/>
               <w:rPr>
-                <w:bCs/>
                 <w:sz w:val="24"/>
                 <w:szCs w:val="24"/>
               </w:rPr>
             </w:pPr>
             <w:r>
               <w:rPr>
-                <w:bCs/>
                 <w:sz w:val="24"/>
                 <w:szCs w:val="24"/>
               </w:rPr>
@@ -1221,14 +1257,12 @@
               <w:spacing w:before="60" w:line="276" w:lineRule="auto"/>
               <w:jc w:val="left"/>
               <w:rPr>
-                <w:bCs/>
                 <w:sz w:val="24"/>
                 <w:szCs w:val="24"/>
               </w:rPr>
             </w:pPr>
             <w:r>
               <w:rPr>
-                <w:bCs/>
                 <w:sz w:val="24"/>
                 <w:szCs w:val="24"/>
               </w:rPr>
@@ -1296,18 +1330,25 @@
               <w:spacing w:before="60" w:line="276" w:lineRule="auto"/>
               <w:jc w:val="left"/>
               <w:rPr>
-                <w:bCs/>
+                <w:b/>
                 <w:sz w:val="24"/>
                 <w:szCs w:val="24"/>
               </w:rPr>
             </w:pPr>
             <w:r>
               <w:rPr>
-                <w:bCs/>
-                <w:sz w:val="24"/>
-                <w:szCs w:val="24"/>
-              </w:rPr>
-              <w:t xml:space="preserve">System: {impactSystem}</w:t>
+                <w:b/>
+                <w:sz w:val="24"/>
+                <w:szCs w:val="24"/>
+              </w:rPr>
+              <w:t xml:space="preserve">System: </w:t>
+            </w:r>
+            <w:r>
+              <w:rPr>
+                <w:sz w:val="24"/>
+                <w:szCs w:val="24"/>
+              </w:rPr>
+              <w:t xml:space="preserve">{impactSystem}</w:t>
             </w:r>
           </w:p>
           <w:p>
@@ -1315,18 +1356,25 @@
               <w:spacing w:before="60" w:line="276" w:lineRule="auto"/>
               <w:jc w:val="left"/>
               <w:rPr>
-                <w:bCs/>
+                <w:b/>
                 <w:sz w:val="24"/>
                 <w:szCs w:val="24"/>
               </w:rPr>
             </w:pPr>
             <w:r>
               <w:rPr>
-                <w:bCs/>
-                <w:sz w:val="24"/>
-                <w:szCs w:val="24"/>
-              </w:rPr>
-              <w:t xml:space="preserve">Document: {impactDocument}</w:t>
+                <w:b/>
+                <w:sz w:val="24"/>
+                <w:szCs w:val="24"/>
+              </w:rPr>
+              <w:t xml:space="preserve">Document: </w:t>
+            </w:r>
+            <w:r>
+              <w:rPr>
+                <w:sz w:val="24"/>
+                <w:szCs w:val="24"/>
+              </w:rPr>
+              <w:t xml:space="preserve">{impactDocument}</w:t>
             </w:r>
           </w:p>
           <w:p>
@@ -1334,18 +1382,25 @@
               <w:spacing w:before="60" w:line="276" w:lineRule="auto"/>
               <w:jc w:val="left"/>
               <w:rPr>
-                <w:bCs/>
+                <w:b/>
                 <w:sz w:val="24"/>
                 <w:szCs w:val="24"/>
               </w:rPr>
             </w:pPr>
             <w:r>
               <w:rPr>
-                <w:bCs/>
-                <w:sz w:val="24"/>
-                <w:szCs w:val="24"/>
-              </w:rPr>
-              <w:t xml:space="preserve">Product: {impactProduct}</w:t>
+                <w:b/>
+                <w:sz w:val="24"/>
+                <w:szCs w:val="24"/>
+              </w:rPr>
+              <w:t xml:space="preserve">Product: </w:t>
+            </w:r>
+            <w:r>
+              <w:rPr>
+                <w:sz w:val="24"/>
+                <w:szCs w:val="24"/>
+              </w:rPr>
+              <w:t xml:space="preserve">{impactProduct}</w:t>
             </w:r>
           </w:p>
           <w:p>
@@ -1353,18 +1408,25 @@
               <w:spacing w:before="60" w:line="276" w:lineRule="auto"/>
               <w:jc w:val="left"/>
               <w:rPr>
-                <w:bCs/>
+                <w:b/>
                 <w:sz w:val="24"/>
                 <w:szCs w:val="24"/>
               </w:rPr>
             </w:pPr>
             <w:r>
               <w:rPr>
-                <w:bCs/>
-                <w:sz w:val="24"/>
-                <w:szCs w:val="24"/>
-              </w:rPr>
-              <w:t xml:space="preserve">Equipment: {impactEquipment}</w:t>
+                <w:b/>
+                <w:sz w:val="24"/>
+                <w:szCs w:val="24"/>
+              </w:rPr>
+              <w:t xml:space="preserve">Equipment: </w:t>
+            </w:r>
+            <w:r>
+              <w:rPr>
+                <w:sz w:val="24"/>
+                <w:szCs w:val="24"/>
+              </w:rPr>
+              <w:t xml:space="preserve">{impactEquipment}</w:t>
             </w:r>
           </w:p>
           <w:p>
@@ -1372,18 +1434,25 @@
               <w:spacing w:before="60" w:line="276" w:lineRule="auto"/>
               <w:jc w:val="left"/>
               <w:rPr>
-                <w:bCs/>
+                <w:b/>
                 <w:sz w:val="24"/>
                 <w:szCs w:val="24"/>
               </w:rPr>
             </w:pPr>
             <w:r>
               <w:rPr>
-                <w:bCs/>
-                <w:sz w:val="24"/>
-                <w:szCs w:val="24"/>
-              </w:rPr>
-              <w:t xml:space="preserve">Patient safety / Past Batches: {impactPatientSafety}</w:t>
+                <w:b/>
+                <w:sz w:val="24"/>
+                <w:szCs w:val="24"/>
+              </w:rPr>
+              <w:t xml:space="preserve">Patient safety / Past Batches: </w:t>
+            </w:r>
+            <w:r>
+              <w:rPr>
+                <w:sz w:val="24"/>
+                <w:szCs w:val="24"/>
+              </w:rPr>
+              <w:t xml:space="preserve">{impactPatientSafety}</w:t>
             </w:r>
           </w:p>
         </w:tc>
@@ -1410,18 +1479,35 @@
               <w:spacing w:before="60" w:line="276" w:lineRule="auto"/>
               <w:jc w:val="left"/>
               <w:rPr>
-                <w:bCs/>
+                <w:b/>
                 <w:sz w:val="24"/>
                 <w:szCs w:val="24"/>
               </w:rPr>
             </w:pPr>
             <w:r>
               <w:rPr>
-                <w:bCs/>
+                <w:b/>
                 <w:sz w:val="24"/>
                 <w:szCs w:val="24"/>
               </w:rPr>
               <w:t xml:space="preserve">Improve:</w:t>
+            </w:r>
+          </w:p>
+          <w:p>
+            <w:pPr>
+              <w:spacing w:before="60" w:line="276" w:lineRule="auto"/>
+              <w:jc w:val="left"/>
+              <w:rPr>
+                <w:sz w:val="24"/>
+                <w:szCs w:val="24"/>
+              </w:rPr>
+            </w:pPr>
+            <w:r>
+              <w:rPr>
+                <w:sz w:val="24"/>
+                <w:szCs w:val="24"/>
+              </w:rPr>
+              <w:t xml:space="preserve">{@improveNarrativeXml}</w:t>
             </w:r>
           </w:p>
         </w:tc>
@@ -1483,14 +1569,12 @@
               <w:spacing w:before="60" w:line="276" w:lineRule="auto"/>
               <w:jc w:val="left"/>
               <w:rPr>
-                <w:bCs/>
                 <w:sz w:val="24"/>
                 <w:szCs w:val="24"/>
               </w:rPr>
             </w:pPr>
             <w:r>
               <w:rPr>
-                <w:bCs/>
                 <w:sz w:val="24"/>
                 <w:szCs w:val="24"/>
               </w:rPr>
@@ -1520,18 +1604,35 @@
               <w:spacing w:before="60" w:line="276" w:lineRule="auto"/>
               <w:jc w:val="left"/>
               <w:rPr>
-                <w:bCs/>
+                <w:b/>
                 <w:sz w:val="24"/>
                 <w:szCs w:val="24"/>
               </w:rPr>
             </w:pPr>
             <w:r>
               <w:rPr>
-                <w:bCs/>
+                <w:b/>
                 <w:sz w:val="24"/>
                 <w:szCs w:val="24"/>
               </w:rPr>
               <w:t xml:space="preserve">Control:</w:t>
+            </w:r>
+          </w:p>
+          <w:p>
+            <w:pPr>
+              <w:spacing w:before="60" w:line="276" w:lineRule="auto"/>
+              <w:jc w:val="left"/>
+              <w:rPr>
+                <w:sz w:val="24"/>
+                <w:szCs w:val="24"/>
+              </w:rPr>
+            </w:pPr>
+            <w:r>
+              <w:rPr>
+                <w:sz w:val="24"/>
+                <w:szCs w:val="24"/>
+              </w:rPr>
+              <w:t xml:space="preserve">{@controlNarrativeXml}</w:t>
             </w:r>
           </w:p>
         </w:tc>
@@ -1593,14 +1694,12 @@
               <w:spacing w:before="60" w:line="276" w:lineRule="auto"/>
               <w:jc w:val="left"/>
               <w:rPr>
-                <w:bCs/>
                 <w:sz w:val="24"/>
                 <w:szCs w:val="24"/>
               </w:rPr>
             </w:pPr>
             <w:r>
               <w:rPr>
-                <w:bCs/>
                 <w:sz w:val="24"/>
                 <w:szCs w:val="24"/>
               </w:rPr>
@@ -1688,14 +1787,12 @@
               <w:spacing w:before="60" w:line="276" w:lineRule="auto"/>
               <w:jc w:val="left"/>
               <w:rPr>
-                <w:bCs/>
                 <w:sz w:val="24"/>
                 <w:szCs w:val="24"/>
               </w:rPr>
             </w:pPr>
             <w:r>
               <w:rPr>
-                <w:bCs/>
                 <w:sz w:val="24"/>
                 <w:szCs w:val="24"/>
               </w:rPr>
@@ -1761,14 +1858,12 @@
               <w:spacing w:before="60" w:line="276" w:lineRule="auto"/>
               <w:jc w:val="left"/>
               <w:rPr>
-                <w:bCs/>
                 <w:sz w:val="24"/>
                 <w:szCs w:val="24"/>
               </w:rPr>
             </w:pPr>
             <w:r>
               <w:rPr>
-                <w:bCs/>
                 <w:sz w:val="24"/>
                 <w:szCs w:val="24"/>
               </w:rPr>
@@ -1780,14 +1875,12 @@
               <w:spacing w:before="60" w:line="276" w:lineRule="auto"/>
               <w:jc w:val="left"/>
               <w:rPr>
-                <w:bCs/>
                 <w:sz w:val="24"/>
                 <w:szCs w:val="24"/>
               </w:rPr>
             </w:pPr>
             <w:r>
               <w:rPr>
-                <w:bCs/>
                 <w:sz w:val="24"/>
                 <w:szCs w:val="24"/>
               </w:rPr>
@@ -1799,14 +1892,12 @@
               <w:spacing w:before="60" w:line="276" w:lineRule="auto"/>
               <w:jc w:val="left"/>
               <w:rPr>
-                <w:bCs/>
                 <w:sz w:val="24"/>
                 <w:szCs w:val="24"/>
               </w:rPr>
             </w:pPr>
             <w:r>
               <w:rPr>
-                <w:bCs/>
                 <w:sz w:val="24"/>
                 <w:szCs w:val="24"/>
               </w:rPr>

--- a/templates/investigation-report-template.docx
+++ b/templates/investigation-report-template.docx
@@ -1072,23 +1072,6 @@
               <w:t xml:space="preserve">Other Tool if Any:</w:t>
             </w:r>
           </w:p>
-          <w:p>
-            <w:pPr>
-              <w:spacing w:before="60" w:line="276" w:lineRule="auto"/>
-              <w:jc w:val="left"/>
-              <w:rPr>
-                <w:sz w:val="24"/>
-                <w:szCs w:val="24"/>
-              </w:rPr>
-            </w:pPr>
-            <w:r>
-              <w:rPr>
-                <w:sz w:val="24"/>
-                <w:szCs w:val="24"/>
-              </w:rPr>
-              <w:t xml:space="preserve">{@analyzeOtherToolsXml}</w:t>
-            </w:r>
-          </w:p>
         </w:tc>
       </w:tr>
       <w:tr>
@@ -1112,16 +1095,35 @@
               <w:spacing w:before="60" w:line="276" w:lineRule="auto"/>
               <w:jc w:val="left"/>
               <w:rPr>
+                <w:b/>
                 <w:sz w:val="24"/>
                 <w:szCs w:val="24"/>
               </w:rPr>
             </w:pPr>
             <w:r>
               <w:rPr>
-                <w:sz w:val="24"/>
-                <w:szCs w:val="24"/>
-              </w:rPr>
-              <w:t xml:space="preserve"> </w:t>
+                <w:b/>
+                <w:sz w:val="24"/>
+                <w:szCs w:val="24"/>
+              </w:rPr>
+              <w:t xml:space="preserve">Other Tool if Any:</w:t>
+            </w:r>
+          </w:p>
+          <w:p>
+            <w:pPr>
+              <w:spacing w:before="60" w:line="276" w:lineRule="auto"/>
+              <w:jc w:val="left"/>
+              <w:rPr>
+                <w:sz w:val="24"/>
+                <w:szCs w:val="24"/>
+              </w:rPr>
+            </w:pPr>
+            <w:r>
+              <w:rPr>
+                <w:sz w:val="24"/>
+                <w:szCs w:val="24"/>
+              </w:rPr>
+              <w:t xml:space="preserve">{@analyzeOtherToolsXml}</w:t>
             </w:r>
           </w:p>
         </w:tc>
@@ -1924,7 +1926,8 @@
     </w:p>
     <w:tbl>
       <w:tblPr>
-        <w:tblW w:w="5040" w:type="pct"/>
+        <w:tblW w:w="10656" w:type="dxa"/>
+        <w:jc w:val="center"/>
         <w:tblBorders>
           <w:top w:val="single" w:sz="4" w:space="0" w:color="auto"/>
           <w:left w:val="single" w:sz="4" w:space="0" w:color="auto"/>
@@ -1935,23 +1938,15 @@
         </w:tblBorders>
         <w:tblLook w:val="04A0" w:firstRow="1" w:lastRow="0" w:firstColumn="1" w:lastColumn="0" w:noHBand="0" w:noVBand="1"/>
       </w:tblPr>
-      <w:tblGrid>
-        <w:gridCol w:w="1332"/>
-        <w:gridCol w:w="1332"/>
-        <w:gridCol w:w="1333"/>
-        <w:gridCol w:w="1234"/>
-        <w:gridCol w:w="1284"/>
-        <w:gridCol w:w="1276"/>
-        <w:gridCol w:w="1276"/>
-        <w:gridCol w:w="1476"/>
-      </w:tblGrid>
       <w:tr>
         <w:trPr>
-          <w:trHeight w:val="1020"/>
+          <w:trHeight w:val="863"/>
+          <w:jc w:val="center"/>
         </w:trPr>
         <w:tc>
           <w:tcPr>
-            <w:tcW w:w="632" w:type="pct"/>
+            <w:tcW w:w="988" w:type="pct"/>
+            <w:vAlign w:val="center"/>
           </w:tcPr>
           <w:p>
             <w:pPr>
@@ -1978,7 +1973,7 @@
                 <w:sz w:val="24"/>
                 <w:szCs w:val="24"/>
               </w:rPr>
-              <w:t>Prepared                   By</w:t>
+              <w:t>Prepared                   By QC</w:t>
             </w:r>
           </w:p>
           <w:p>
@@ -2012,7 +2007,8 @@
         </w:tc>
         <w:tc>
           <w:tcPr>
-            <w:tcW w:w="632" w:type="pct"/>
+            <w:tcW w:w="903" w:type="pct"/>
+            <w:vAlign w:val="center"/>
           </w:tcPr>
           <w:p>
             <w:pPr>
@@ -2039,7 +2035,17 @@
                 <w:sz w:val="24"/>
                 <w:szCs w:val="24"/>
               </w:rPr>
-              <w:t>Reviewed   By</w:t>
+              <w:t>Reviewed</w:t>
+            </w:r>
+            <w:r>
+              <w:rPr>
+                <w:b/>
+                <w:bCs/>
+                <w:iCs/>
+                <w:sz w:val="24"/>
+                <w:szCs w:val="24"/>
+              </w:rPr>
+              <w:t xml:space="preserve"> </w:t>
             </w:r>
           </w:p>
           <w:p>
@@ -2067,13 +2073,141 @@
                 <w:sz w:val="24"/>
                 <w:szCs w:val="24"/>
               </w:rPr>
+              <w:t>By QC</w:t>
+            </w:r>
+          </w:p>
+          <w:p>
+            <w:pPr>
+              <w:pStyle w:val="Header"/>
+              <w:tabs>
+                <w:tab w:val="center" w:pos="4802"/>
+              </w:tabs>
+              <w:spacing w:line="276" w:lineRule="auto"/>
+              <w:ind w:left="-155" w:right="-152"/>
+              <w:jc w:val="center"/>
+              <w:rPr>
+                <w:b/>
+                <w:bCs/>
+                <w:iCs/>
+                <w:sz w:val="24"/>
+                <w:szCs w:val="24"/>
+              </w:rPr>
+            </w:pPr>
+            <w:r>
+              <w:rPr>
+                <w:b/>
+                <w:bCs/>
+                <w:iCs/>
+                <w:sz w:val="24"/>
+                <w:szCs w:val="24"/>
+              </w:rPr>
               <w:t>(Sign/Date)</w:t>
             </w:r>
           </w:p>
         </w:tc>
         <w:tc>
           <w:tcPr>
-            <w:tcW w:w="632" w:type="pct"/>
+            <w:tcW w:w="1161" w:type="pct"/>
+            <w:vAlign w:val="center"/>
+          </w:tcPr>
+          <w:p>
+            <w:pPr>
+              <w:pStyle w:val="Header"/>
+              <w:tabs>
+                <w:tab w:val="center" w:pos="4802"/>
+              </w:tabs>
+              <w:spacing w:line="276" w:lineRule="auto"/>
+              <w:ind w:left="-155" w:right="-152"/>
+              <w:rPr>
+                <w:b/>
+                <w:bCs/>
+                <w:iCs/>
+                <w:sz w:val="24"/>
+                <w:szCs w:val="24"/>
+              </w:rPr>
+            </w:pPr>
+            <w:r>
+              <w:rPr>
+                <w:b/>
+                <w:bCs/>
+                <w:iCs/>
+                <w:sz w:val="24"/>
+                <w:szCs w:val="24"/>
+              </w:rPr>
+              <w:t xml:space="preserve">           </w:t>
+            </w:r>
+            <w:r>
+              <w:rPr>
+                <w:b/>
+                <w:bCs/>
+                <w:iCs/>
+                <w:sz w:val="24"/>
+                <w:szCs w:val="24"/>
+              </w:rPr>
+              <w:t xml:space="preserve">Reviewed </w:t>
+            </w:r>
+          </w:p>
+          <w:p>
+            <w:pPr>
+              <w:pStyle w:val="Header"/>
+              <w:tabs>
+                <w:tab w:val="center" w:pos="4802"/>
+              </w:tabs>
+              <w:spacing w:line="276" w:lineRule="auto"/>
+              <w:ind w:left="-155" w:right="-152"/>
+              <w:jc w:val="center"/>
+              <w:rPr>
+                <w:b/>
+                <w:bCs/>
+                <w:iCs/>
+                <w:sz w:val="24"/>
+                <w:szCs w:val="24"/>
+              </w:rPr>
+            </w:pPr>
+            <w:r>
+              <w:rPr>
+                <w:b/>
+                <w:bCs/>
+                <w:iCs/>
+                <w:sz w:val="24"/>
+                <w:szCs w:val="24"/>
+              </w:rPr>
+              <w:t>By QC</w:t>
+            </w:r>
+          </w:p>
+          <w:p>
+            <w:pPr>
+              <w:pStyle w:val="Header"/>
+              <w:tabs>
+                <w:tab w:val="center" w:pos="4802"/>
+              </w:tabs>
+              <w:spacing w:line="276" w:lineRule="auto"/>
+              <w:ind w:left="-155" w:right="-152"/>
+              <w:jc w:val="center"/>
+              <w:rPr>
+                <w:b/>
+                <w:bCs/>
+                <w:iCs/>
+                <w:sz w:val="24"/>
+                <w:szCs w:val="24"/>
+              </w:rPr>
+            </w:pPr>
+            <w:r>
+              <w:rPr>
+                <w:b/>
+                <w:bCs/>
+                <w:iCs/>
+                <w:sz w:val="24"/>
+                <w:szCs w:val="24"/>
+              </w:rPr>
+              <w:t>(Sign/Date)</w:t>
+            </w:r>
+          </w:p>
+        </w:tc>
+        <w:tc>
+          <w:tcPr>
+            <w:tcW w:w="1033" w:type="pct"/>
+            <w:vAlign w:val="center"/>
           </w:tcPr>
           <w:p>
             <w:pPr>
@@ -2102,26 +2236,6 @@
               </w:rPr>
               <w:t xml:space="preserve">Reviewed </w:t>
             </w:r>
-            <w:r>
-              <w:rPr>
-                <w:b/>
-                <w:bCs/>
-                <w:iCs/>
-                <w:sz w:val="24"/>
-                <w:szCs w:val="24"/>
-              </w:rPr>
-              <w:t xml:space="preserve">  </w:t>
-            </w:r>
-            <w:r>
-              <w:rPr>
-                <w:b/>
-                <w:bCs/>
-                <w:iCs/>
-                <w:sz w:val="24"/>
-                <w:szCs w:val="24"/>
-              </w:rPr>
-              <w:t>By</w:t>
-            </w:r>
           </w:p>
           <w:p>
             <w:pPr>
@@ -2148,13 +2262,42 @@
                 <w:sz w:val="24"/>
                 <w:szCs w:val="24"/>
               </w:rPr>
+              <w:t>By QA</w:t>
+            </w:r>
+          </w:p>
+          <w:p>
+            <w:pPr>
+              <w:pStyle w:val="Header"/>
+              <w:tabs>
+                <w:tab w:val="center" w:pos="4802"/>
+              </w:tabs>
+              <w:spacing w:line="276" w:lineRule="auto"/>
+              <w:ind w:left="-155" w:right="-152"/>
+              <w:jc w:val="center"/>
+              <w:rPr>
+                <w:b/>
+                <w:bCs/>
+                <w:iCs/>
+                <w:sz w:val="24"/>
+                <w:szCs w:val="24"/>
+              </w:rPr>
+            </w:pPr>
+            <w:r>
+              <w:rPr>
+                <w:b/>
+                <w:bCs/>
+                <w:iCs/>
+                <w:sz w:val="24"/>
+                <w:szCs w:val="24"/>
+              </w:rPr>
               <w:t>(Sign/Date)</w:t>
             </w:r>
           </w:p>
         </w:tc>
         <w:tc>
           <w:tcPr>
-            <w:tcW w:w="585" w:type="pct"/>
+            <w:tcW w:w="915" w:type="pct"/>
+            <w:vAlign w:val="center"/>
           </w:tcPr>
           <w:p>
             <w:pPr>
@@ -2181,7 +2324,7 @@
                 <w:sz w:val="24"/>
                 <w:szCs w:val="24"/>
               </w:rPr>
-              <w:t>Reviewed By</w:t>
+              <w:t xml:space="preserve">Approved </w:t>
             </w:r>
           </w:p>
           <w:p>
@@ -2209,60 +2352,7 @@
                 <w:sz w:val="24"/>
                 <w:szCs w:val="24"/>
               </w:rPr>
-              <w:t>(Sign/Date)</w:t>
-            </w:r>
-          </w:p>
-        </w:tc>
-        <w:tc>
-          <w:tcPr>
-            <w:tcW w:w="609" w:type="pct"/>
-          </w:tcPr>
-          <w:p>
-            <w:pPr>
-              <w:pStyle w:val="Header"/>
-              <w:tabs>
-                <w:tab w:val="center" w:pos="4802"/>
-              </w:tabs>
-              <w:spacing w:line="276" w:lineRule="auto"/>
-              <w:ind w:left="-155" w:right="-152"/>
-              <w:jc w:val="center"/>
-              <w:rPr>
-                <w:b/>
-                <w:bCs/>
-                <w:iCs/>
-                <w:sz w:val="24"/>
-                <w:szCs w:val="24"/>
-              </w:rPr>
-            </w:pPr>
-            <w:r>
-              <w:rPr>
-                <w:b/>
-                <w:bCs/>
-                <w:iCs/>
-                <w:sz w:val="24"/>
-                <w:szCs w:val="24"/>
-              </w:rPr>
-              <w:t xml:space="preserve">Reviewed </w:t>
-            </w:r>
-            <w:r>
-              <w:rPr>
-                <w:b/>
-                <w:bCs/>
-                <w:iCs/>
-                <w:sz w:val="24"/>
-                <w:szCs w:val="24"/>
-              </w:rPr>
-              <w:t xml:space="preserve">    </w:t>
-            </w:r>
-            <w:r>
-              <w:rPr>
-                <w:b/>
-                <w:bCs/>
-                <w:iCs/>
-                <w:sz w:val="24"/>
-                <w:szCs w:val="24"/>
-              </w:rPr>
-              <w:t>By</w:t>
+              <w:t>By QA</w:t>
             </w:r>
           </w:p>
           <w:p>
@@ -2294,9 +2384,15 @@
             </w:r>
           </w:p>
         </w:tc>
+      </w:tr>
+      <w:tr>
+        <w:trPr>
+          <w:trHeight w:val="1088"/>
+          <w:jc w:val="center"/>
+        </w:trPr>
         <w:tc>
           <w:tcPr>
-            <w:tcW w:w="605" w:type="pct"/>
+            <w:tcW w:w="988" w:type="pct"/>
           </w:tcPr>
           <w:p>
             <w:pPr>
@@ -2305,8 +2401,6 @@
                 <w:tab w:val="center" w:pos="4802"/>
               </w:tabs>
               <w:spacing w:line="276" w:lineRule="auto"/>
-              <w:ind w:left="-155" w:right="-152"/>
-              <w:jc w:val="center"/>
               <w:rPr>
                 <w:b/>
                 <w:bCs/>
@@ -2315,246 +2409,11 @@
                 <w:szCs w:val="24"/>
               </w:rPr>
             </w:pPr>
-            <w:r>
-              <w:rPr>
-                <w:b/>
-                <w:bCs/>
-                <w:iCs/>
-                <w:sz w:val="24"/>
-                <w:szCs w:val="24"/>
-              </w:rPr>
-              <w:t xml:space="preserve">Reviewed </w:t>
-            </w:r>
-            <w:r>
-              <w:rPr>
-                <w:b/>
-                <w:bCs/>
-                <w:iCs/>
-                <w:sz w:val="24"/>
-                <w:szCs w:val="24"/>
-              </w:rPr>
-              <w:t xml:space="preserve"> </w:t>
-            </w:r>
-            <w:r>
-              <w:rPr>
-                <w:b/>
-                <w:bCs/>
-                <w:iCs/>
-                <w:sz w:val="24"/>
-                <w:szCs w:val="24"/>
-              </w:rPr>
-              <w:t>By</w:t>
-            </w:r>
-          </w:p>
-          <w:p>
-            <w:pPr>
-              <w:pStyle w:val="Header"/>
-              <w:tabs>
-                <w:tab w:val="center" w:pos="4802"/>
-              </w:tabs>
-              <w:spacing w:line="276" w:lineRule="auto"/>
-              <w:ind w:left="-155" w:right="-152"/>
-              <w:jc w:val="center"/>
-              <w:rPr>
-                <w:b/>
-                <w:bCs/>
-                <w:iCs/>
-                <w:sz w:val="24"/>
-                <w:szCs w:val="24"/>
-              </w:rPr>
-            </w:pPr>
-            <w:r>
-              <w:rPr>
-                <w:b/>
-                <w:bCs/>
-                <w:iCs/>
-                <w:sz w:val="24"/>
-                <w:szCs w:val="24"/>
-              </w:rPr>
-              <w:t>(Sign/Date)</w:t>
-            </w:r>
           </w:p>
         </w:tc>
         <w:tc>
           <w:tcPr>
-            <w:tcW w:w="605" w:type="pct"/>
-          </w:tcPr>
-          <w:p>
-            <w:pPr>
-              <w:pStyle w:val="Header"/>
-              <w:tabs>
-                <w:tab w:val="center" w:pos="4802"/>
-              </w:tabs>
-              <w:spacing w:line="276" w:lineRule="auto"/>
-              <w:ind w:left="-155" w:right="-152"/>
-              <w:jc w:val="center"/>
-              <w:rPr>
-                <w:b/>
-                <w:bCs/>
-                <w:iCs/>
-                <w:sz w:val="24"/>
-                <w:szCs w:val="24"/>
-              </w:rPr>
-            </w:pPr>
-            <w:r>
-              <w:rPr>
-                <w:b/>
-                <w:bCs/>
-                <w:iCs/>
-                <w:sz w:val="24"/>
-                <w:szCs w:val="24"/>
-              </w:rPr>
-              <w:t xml:space="preserve">Reviewed </w:t>
-            </w:r>
-            <w:r>
-              <w:rPr>
-                <w:b/>
-                <w:bCs/>
-                <w:iCs/>
-                <w:sz w:val="24"/>
-                <w:szCs w:val="24"/>
-              </w:rPr>
-              <w:t xml:space="preserve"> </w:t>
-            </w:r>
-            <w:r>
-              <w:rPr>
-                <w:b/>
-                <w:bCs/>
-                <w:iCs/>
-                <w:sz w:val="24"/>
-                <w:szCs w:val="24"/>
-              </w:rPr>
-              <w:t>By</w:t>
-            </w:r>
-          </w:p>
-          <w:p>
-            <w:pPr>
-              <w:pStyle w:val="Header"/>
-              <w:tabs>
-                <w:tab w:val="center" w:pos="4802"/>
-              </w:tabs>
-              <w:spacing w:line="276" w:lineRule="auto"/>
-              <w:ind w:left="-155" w:right="-152"/>
-              <w:jc w:val="center"/>
-              <w:rPr>
-                <w:b/>
-                <w:bCs/>
-                <w:iCs/>
-                <w:sz w:val="24"/>
-                <w:szCs w:val="24"/>
-              </w:rPr>
-            </w:pPr>
-            <w:r>
-              <w:rPr>
-                <w:b/>
-                <w:bCs/>
-                <w:iCs/>
-                <w:sz w:val="24"/>
-                <w:szCs w:val="24"/>
-              </w:rPr>
-              <w:t>(Sign/Date</w:t>
-            </w:r>
-            <w:r>
-              <w:rPr>
-                <w:b/>
-                <w:bCs/>
-                <w:iCs/>
-                <w:sz w:val="24"/>
-                <w:szCs w:val="24"/>
-              </w:rPr>
-              <w:t>)</w:t>
-            </w:r>
-          </w:p>
-        </w:tc>
-        <w:tc>
-          <w:tcPr>
-            <w:tcW w:w="700" w:type="pct"/>
-          </w:tcPr>
-          <w:p>
-            <w:pPr>
-              <w:pStyle w:val="Header"/>
-              <w:tabs>
-                <w:tab w:val="center" w:pos="4802"/>
-              </w:tabs>
-              <w:spacing w:line="276" w:lineRule="auto"/>
-              <w:ind w:left="-155" w:right="-152"/>
-              <w:jc w:val="center"/>
-              <w:rPr>
-                <w:b/>
-                <w:bCs/>
-                <w:iCs/>
-                <w:sz w:val="24"/>
-                <w:szCs w:val="24"/>
-              </w:rPr>
-            </w:pPr>
-            <w:r>
-              <w:rPr>
-                <w:b/>
-                <w:bCs/>
-                <w:iCs/>
-                <w:sz w:val="24"/>
-                <w:szCs w:val="24"/>
-              </w:rPr>
-              <w:t xml:space="preserve">Approved </w:t>
-            </w:r>
-            <w:r>
-              <w:rPr>
-                <w:b/>
-                <w:bCs/>
-                <w:iCs/>
-                <w:sz w:val="24"/>
-                <w:szCs w:val="24"/>
-              </w:rPr>
-              <w:t xml:space="preserve">    </w:t>
-            </w:r>
-            <w:r>
-              <w:rPr>
-                <w:b/>
-                <w:bCs/>
-                <w:iCs/>
-                <w:sz w:val="24"/>
-                <w:szCs w:val="24"/>
-              </w:rPr>
-              <w:t>By QA</w:t>
-            </w:r>
-          </w:p>
-          <w:p>
-            <w:pPr>
-              <w:pStyle w:val="Header"/>
-              <w:tabs>
-                <w:tab w:val="center" w:pos="4802"/>
-              </w:tabs>
-              <w:spacing w:line="276" w:lineRule="auto"/>
-              <w:ind w:left="-155" w:right="-152"/>
-              <w:jc w:val="center"/>
-              <w:rPr>
-                <w:b/>
-                <w:bCs/>
-                <w:iCs/>
-                <w:sz w:val="24"/>
-                <w:szCs w:val="24"/>
-              </w:rPr>
-            </w:pPr>
-            <w:r>
-              <w:rPr>
-                <w:b/>
-                <w:bCs/>
-                <w:iCs/>
-                <w:sz w:val="24"/>
-                <w:szCs w:val="24"/>
-              </w:rPr>
-              <w:t>(Sign/Date)</w:t>
-            </w:r>
-          </w:p>
-        </w:tc>
-      </w:tr>
-      <w:tr>
-        <w:trPr>
-          <w:trHeight w:val="824"/>
-        </w:trPr>
-        <w:tc>
-          <w:tcPr>
-            <w:tcW w:w="632" w:type="pct"/>
+            <w:tcW w:w="903" w:type="pct"/>
           </w:tcPr>
           <w:p>
             <w:pPr>
@@ -2572,11 +2431,43 @@
                 <w:szCs w:val="24"/>
               </w:rPr>
             </w:pPr>
+            <w:r>
+              <w:rPr>
+                <w:b/>
+                <w:bCs/>
+                <w:iCs/>
+                <w:sz w:val="24"/>
+                <w:szCs w:val="24"/>
+              </w:rPr>
+              <w:t xml:space="preserve"/>
+            </w:r>
           </w:p>
         </w:tc>
         <w:tc>
           <w:tcPr>
-            <w:tcW w:w="632" w:type="pct"/>
+            <w:tcW w:w="1161" w:type="pct"/>
+          </w:tcPr>
+          <w:p>
+            <w:pPr>
+              <w:pStyle w:val="Header"/>
+              <w:tabs>
+                <w:tab w:val="center" w:pos="4802"/>
+              </w:tabs>
+              <w:spacing w:line="276" w:lineRule="auto"/>
+              <w:ind w:left="-49" w:hanging="56"/>
+              <w:rPr>
+                <w:b/>
+                <w:bCs/>
+                <w:iCs/>
+                <w:sz w:val="24"/>
+                <w:szCs w:val="24"/>
+              </w:rPr>
+            </w:pPr>
+          </w:p>
+        </w:tc>
+        <w:tc>
+          <w:tcPr>
+            <w:tcW w:w="1033" w:type="pct"/>
           </w:tcPr>
           <w:p>
             <w:pPr>
@@ -2598,118 +2489,7 @@
         </w:tc>
         <w:tc>
           <w:tcPr>
-            <w:tcW w:w="632" w:type="pct"/>
-          </w:tcPr>
-          <w:p>
-            <w:pPr>
-              <w:pStyle w:val="Header"/>
-              <w:tabs>
-                <w:tab w:val="center" w:pos="4802"/>
-              </w:tabs>
-              <w:spacing w:line="276" w:lineRule="auto"/>
-              <w:ind w:hanging="720"/>
-              <w:rPr>
-                <w:b/>
-                <w:bCs/>
-                <w:iCs/>
-                <w:sz w:val="24"/>
-                <w:szCs w:val="24"/>
-              </w:rPr>
-            </w:pPr>
-          </w:p>
-        </w:tc>
-        <w:tc>
-          <w:tcPr>
-            <w:tcW w:w="585" w:type="pct"/>
-          </w:tcPr>
-          <w:p>
-            <w:pPr>
-              <w:pStyle w:val="Header"/>
-              <w:tabs>
-                <w:tab w:val="center" w:pos="4802"/>
-              </w:tabs>
-              <w:spacing w:line="276" w:lineRule="auto"/>
-              <w:ind w:hanging="720"/>
-              <w:rPr>
-                <w:b/>
-                <w:bCs/>
-                <w:iCs/>
-                <w:sz w:val="24"/>
-                <w:szCs w:val="24"/>
-              </w:rPr>
-            </w:pPr>
-          </w:p>
-        </w:tc>
-        <w:tc>
-          <w:tcPr>
-            <w:tcW w:w="609" w:type="pct"/>
-          </w:tcPr>
-          <w:p>
-            <w:pPr>
-              <w:pStyle w:val="Header"/>
-              <w:tabs>
-                <w:tab w:val="center" w:pos="4802"/>
-              </w:tabs>
-              <w:spacing w:line="276" w:lineRule="auto"/>
-              <w:ind w:left="-170" w:right="-121"/>
-              <w:jc w:val="center"/>
-              <w:rPr>
-                <w:b/>
-                <w:bCs/>
-                <w:iCs/>
-                <w:sz w:val="24"/>
-                <w:szCs w:val="24"/>
-              </w:rPr>
-            </w:pPr>
-          </w:p>
-        </w:tc>
-        <w:tc>
-          <w:tcPr>
-            <w:tcW w:w="605" w:type="pct"/>
-          </w:tcPr>
-          <w:p>
-            <w:pPr>
-              <w:pStyle w:val="Header"/>
-              <w:tabs>
-                <w:tab w:val="center" w:pos="4802"/>
-              </w:tabs>
-              <w:spacing w:line="276" w:lineRule="auto"/>
-              <w:ind w:hanging="720"/>
-              <w:rPr>
-                <w:b/>
-                <w:bCs/>
-                <w:iCs/>
-                <w:sz w:val="24"/>
-                <w:szCs w:val="24"/>
-              </w:rPr>
-            </w:pPr>
-          </w:p>
-        </w:tc>
-        <w:tc>
-          <w:tcPr>
-            <w:tcW w:w="605" w:type="pct"/>
-          </w:tcPr>
-          <w:p>
-            <w:pPr>
-              <w:pStyle w:val="Header"/>
-              <w:tabs>
-                <w:tab w:val="center" w:pos="4802"/>
-              </w:tabs>
-              <w:spacing w:line="276" w:lineRule="auto"/>
-              <w:ind w:left="-49" w:hanging="56"/>
-              <w:rPr>
-                <w:b/>
-                <w:bCs/>
-                <w:iCs/>
-                <w:sz w:val="24"/>
-                <w:szCs w:val="24"/>
-              </w:rPr>
-            </w:pPr>
-          </w:p>
-        </w:tc>
-        <w:tc>
-          <w:tcPr>
-            <w:tcW w:w="700" w:type="pct"/>
+            <w:tcW w:w="915" w:type="pct"/>
           </w:tcPr>
           <w:p>
             <w:pPr>

--- a/templates/investigation-report-template.docx
+++ b/templates/investigation-report-template.docx
@@ -1332,129 +1332,16 @@
               <w:spacing w:before="60" w:line="276" w:lineRule="auto"/>
               <w:jc w:val="left"/>
               <w:rPr>
-                <w:b/>
                 <w:sz w:val="24"/>
                 <w:szCs w:val="24"/>
               </w:rPr>
             </w:pPr>
             <w:r>
               <w:rPr>
-                <w:b/>
-                <w:sz w:val="24"/>
-                <w:szCs w:val="24"/>
-              </w:rPr>
-              <w:t xml:space="preserve">System: </w:t>
-            </w:r>
-            <w:r>
-              <w:rPr>
-                <w:sz w:val="24"/>
-                <w:szCs w:val="24"/>
-              </w:rPr>
-              <w:t xml:space="preserve">{impactSystem}</w:t>
-            </w:r>
-          </w:p>
-          <w:p>
-            <w:pPr>
-              <w:spacing w:before="60" w:line="276" w:lineRule="auto"/>
-              <w:jc w:val="left"/>
-              <w:rPr>
-                <w:b/>
-                <w:sz w:val="24"/>
-                <w:szCs w:val="24"/>
-              </w:rPr>
-            </w:pPr>
-            <w:r>
-              <w:rPr>
-                <w:b/>
-                <w:sz w:val="24"/>
-                <w:szCs w:val="24"/>
-              </w:rPr>
-              <w:t xml:space="preserve">Document: </w:t>
-            </w:r>
-            <w:r>
-              <w:rPr>
-                <w:sz w:val="24"/>
-                <w:szCs w:val="24"/>
-              </w:rPr>
-              <w:t xml:space="preserve">{impactDocument}</w:t>
-            </w:r>
-          </w:p>
-          <w:p>
-            <w:pPr>
-              <w:spacing w:before="60" w:line="276" w:lineRule="auto"/>
-              <w:jc w:val="left"/>
-              <w:rPr>
-                <w:b/>
-                <w:sz w:val="24"/>
-                <w:szCs w:val="24"/>
-              </w:rPr>
-            </w:pPr>
-            <w:r>
-              <w:rPr>
-                <w:b/>
-                <w:sz w:val="24"/>
-                <w:szCs w:val="24"/>
-              </w:rPr>
-              <w:t xml:space="preserve">Product: </w:t>
-            </w:r>
-            <w:r>
-              <w:rPr>
-                <w:sz w:val="24"/>
-                <w:szCs w:val="24"/>
-              </w:rPr>
-              <w:t xml:space="preserve">{impactProduct}</w:t>
-            </w:r>
-          </w:p>
-          <w:p>
-            <w:pPr>
-              <w:spacing w:before="60" w:line="276" w:lineRule="auto"/>
-              <w:jc w:val="left"/>
-              <w:rPr>
-                <w:b/>
-                <w:sz w:val="24"/>
-                <w:szCs w:val="24"/>
-              </w:rPr>
-            </w:pPr>
-            <w:r>
-              <w:rPr>
-                <w:b/>
-                <w:sz w:val="24"/>
-                <w:szCs w:val="24"/>
-              </w:rPr>
-              <w:t xml:space="preserve">Equipment: </w:t>
-            </w:r>
-            <w:r>
-              <w:rPr>
-                <w:sz w:val="24"/>
-                <w:szCs w:val="24"/>
-              </w:rPr>
-              <w:t xml:space="preserve">{impactEquipment}</w:t>
-            </w:r>
-          </w:p>
-          <w:p>
-            <w:pPr>
-              <w:spacing w:before="60" w:line="276" w:lineRule="auto"/>
-              <w:jc w:val="left"/>
-              <w:rPr>
-                <w:b/>
-                <w:sz w:val="24"/>
-                <w:szCs w:val="24"/>
-              </w:rPr>
-            </w:pPr>
-            <w:r>
-              <w:rPr>
-                <w:b/>
-                <w:sz w:val="24"/>
-                <w:szCs w:val="24"/>
-              </w:rPr>
-              <w:t xml:space="preserve">Patient safety / Past Batches: </w:t>
-            </w:r>
-            <w:r>
-              <w:rPr>
-                <w:sz w:val="24"/>
-                <w:szCs w:val="24"/>
-              </w:rPr>
-              <w:t xml:space="preserve">{impactPatientSafety}</w:t>
+                <w:sz w:val="24"/>
+                <w:szCs w:val="24"/>
+              </w:rPr>
+              <w:t xml:space="preserve">{@impactAssessmentXml}</w:t>
             </w:r>
           </w:p>
         </w:tc>

--- a/templates/investigation-report-template.docx
+++ b/templates/investigation-report-template.docx
@@ -1593,6 +1593,78 @@
                 <w:szCs w:val="24"/>
               </w:rPr>
               <w:t xml:space="preserve">{@preventiveActionsXml}</w:t>
+            </w:r>
+          </w:p>
+        </w:tc>
+      </w:tr>
+      <w:tr>
+        <w:trPr>
+          <w:trHeight w:val="368"/>
+          <w:jc w:val="center"/>
+        </w:trPr>
+        <w:tc>
+          <w:tcPr>
+            <w:tcW w:w="5000" w:type="pct"/>
+            <w:gridSpan w:val="4"/>
+            <w:tcBorders>
+              <w:top w:val="single" w:sz="4" w:space="0" w:color="auto"/>
+              <w:left w:val="single" w:sz="4" w:space="0" w:color="auto"/>
+              <w:bottom w:val="single" w:sz="4" w:space="0" w:color="auto"/>
+              <w:right w:val="single" w:sz="4" w:space="0" w:color="auto"/>
+            </w:tcBorders>
+          </w:tcPr>
+          <w:p>
+            <w:pPr>
+              <w:spacing w:before="60" w:line="276" w:lineRule="auto"/>
+              <w:jc w:val="left"/>
+              <w:rPr>
+                <w:b/>
+                <w:sz w:val="24"/>
+                <w:szCs w:val="24"/>
+              </w:rPr>
+            </w:pPr>
+            <w:r>
+              <w:rPr>
+                <w:b/>
+                <w:sz w:val="24"/>
+                <w:szCs w:val="24"/>
+              </w:rPr>
+              <w:t xml:space="preserve">Conclusion:</w:t>
+            </w:r>
+          </w:p>
+        </w:tc>
+      </w:tr>
+      <w:tr>
+        <w:trPr>
+          <w:trHeight w:val="368"/>
+          <w:jc w:val="center"/>
+        </w:trPr>
+        <w:tc>
+          <w:tcPr>
+            <w:tcW w:w="5000" w:type="pct"/>
+            <w:gridSpan w:val="4"/>
+            <w:tcBorders>
+              <w:top w:val="single" w:sz="4" w:space="0" w:color="auto"/>
+              <w:left w:val="single" w:sz="4" w:space="0" w:color="auto"/>
+              <w:bottom w:val="single" w:sz="4" w:space="0" w:color="auto"/>
+              <w:right w:val="single" w:sz="4" w:space="0" w:color="auto"/>
+            </w:tcBorders>
+          </w:tcPr>
+          <w:p>
+            <w:pPr>
+              <w:spacing w:before="60" w:line="276" w:lineRule="auto"/>
+              <w:jc w:val="left"/>
+              <w:rPr>
+                <w:sz w:val="24"/>
+                <w:szCs w:val="24"/>
+              </w:rPr>
+            </w:pPr>
+            <w:r>
+              <w:rPr>
+                <w:sz w:val="24"/>
+                <w:szCs w:val="24"/>
+              </w:rPr>
+              <w:t xml:space="preserve">{@conclusionNarrativeXml}</w:t>
             </w:r>
           </w:p>
         </w:tc>
@@ -2533,7 +2605,7 @@
         <w:sz w:val="24"/>
         <w:szCs w:val="24"/>
       </w:rPr>
-      <w:t>Confidential and Proprietary</w:t>
+      <w:t>Andrei — Document Review</w:t>
     </w:r>
     <w:r>
       <w:rPr>
@@ -2806,7 +2878,7 @@
         <w:sz w:val="24"/>
         <w:szCs w:val="24"/>
       </w:rPr>
-      <w:t>rence SOP No.:</w:t>
+      <w:t/>
     </w:r>
     <w:r>
       <w:rPr>
@@ -2822,7 +2894,7 @@
         <w:sz w:val="24"/>
         <w:szCs w:val="24"/>
       </w:rPr>
-      <w:t>SOP/</w:t>
+      <w:t/>
     </w:r>
     <w:r>
       <w:rPr>
@@ -2830,7 +2902,7 @@
         <w:sz w:val="24"/>
         <w:szCs w:val="24"/>
       </w:rPr>
-      <w:t>DP/</w:t>
+      <w:t/>
     </w:r>
     <w:r>
       <w:rPr>
@@ -2838,7 +2910,7 @@
         <w:sz w:val="24"/>
         <w:szCs w:val="24"/>
       </w:rPr>
-      <w:t>QA</w:t>
+      <w:t/>
     </w:r>
     <w:r>
       <w:rPr>
@@ -2846,7 +2918,7 @@
         <w:sz w:val="24"/>
         <w:szCs w:val="24"/>
       </w:rPr>
-      <w:t>/008</w:t>
+      <w:t/>
     </w:r>
     <w:r>
       <w:rPr>
@@ -2870,7 +2942,7 @@
         <w:sz w:val="24"/>
         <w:szCs w:val="24"/>
       </w:rPr>
-      <w:t>Unit: Drug Product</w:t>
+      <w:t/>
     </w:r>
   </w:p>
   <w:tbl>
@@ -2926,7 +2998,7 @@
               <w:sz w:val="28"/>
               <w:szCs w:val="28"/>
             </w:rPr>
-            <w:t xml:space="preserve">M.J. </w:t>
+            <w:t xml:space="preserve"/>
           </w:r>
           <w:r>
             <w:rPr>
@@ -2934,7 +3006,7 @@
               <w:sz w:val="28"/>
               <w:szCs w:val="28"/>
             </w:rPr>
-            <w:t>Biopharm Private Limited</w:t>
+            <w:t>Andrei</w:t>
           </w:r>
         </w:p>
         <w:p>
@@ -2955,7 +3027,7 @@
               <w:szCs w:val="24"/>
               <w:lang w:val="en-IN" w:eastAsia="en-US"/>
             </w:rPr>
-            <w:t>Plot No. 18, International Biotech Park, Hinjawadi</w:t>
+            <w:t/>
           </w:r>
           <w:r>
             <w:rPr>
@@ -2971,7 +3043,7 @@
               <w:szCs w:val="24"/>
               <w:lang w:val="en-IN" w:eastAsia="en-US"/>
             </w:rPr>
-            <w:t xml:space="preserve"> Phase II, Pune 411057</w:t>
+            <w:t xml:space="preserve"/>
           </w:r>
           <w:r>
             <w:rPr>

--- a/templates/investigation-report-template.docx
+++ b/templates/investigation-report-template.docx
@@ -2841,110 +2841,6 @@
 
 <file path=word/header2.xml><?xml version="1.0" encoding="utf-8"?>
 <w:hdr xmlns:wpc="http://schemas.microsoft.com/office/word/2010/wordprocessingCanvas" xmlns:cx="http://schemas.microsoft.com/office/drawing/2014/chartex" xmlns:cx1="http://schemas.microsoft.com/office/drawing/2015/9/8/chartex" xmlns:cx2="http://schemas.microsoft.com/office/drawing/2015/10/21/chartex" xmlns:cx3="http://schemas.microsoft.com/office/drawing/2016/5/9/chartex" xmlns:cx4="http://schemas.microsoft.com/office/drawing/2016/5/10/chartex" xmlns:cx5="http://schemas.microsoft.com/office/drawing/2016/5/11/chartex" xmlns:cx6="http://schemas.microsoft.com/office/drawing/2016/5/12/chartex" xmlns:cx7="http://schemas.microsoft.com/office/drawing/2016/5/13/chartex" xmlns:cx8="http://schemas.microsoft.com/office/drawing/2016/5/14/chartex" xmlns:mc="http://schemas.openxmlformats.org/markup-compatibility/2006" xmlns:aink="http://schemas.microsoft.com/office/drawing/2016/ink" xmlns:am3d="http://schemas.microsoft.com/office/drawing/2017/model3d" xmlns:o="urn:schemas-microsoft-com:office:office" xmlns:oel="http://schemas.microsoft.com/office/2019/extlst" xmlns:r="http://schemas.openxmlformats.org/officeDocument/2006/relationships" xmlns:m="http://schemas.openxmlformats.org/officeDocument/2006/math" xmlns:v="urn:schemas-microsoft-com:vml" xmlns:wp14="http://schemas.microsoft.com/office/word/2010/wordprocessingDrawing" xmlns:wp="http://schemas.openxmlformats.org/drawingml/2006/wordprocessingDrawing" xmlns:w10="urn:schemas-microsoft-com:office:word" xmlns:w="http://schemas.openxmlformats.org/wordprocessingml/2006/main" xmlns:w14="http://schemas.microsoft.com/office/word/2010/wordml" xmlns:w15="http://schemas.microsoft.com/office/word/2012/wordml" xmlns:w16cex="http://schemas.microsoft.com/office/word/2018/wordml/cex" xmlns:w16cid="http://schemas.microsoft.com/office/word/2016/wordml/cid" xmlns:w16="http://schemas.microsoft.com/office/word/2018/wordml" xmlns:w16du="http://schemas.microsoft.com/office/word/2023/wordml/word16du" xmlns:w16sdtdh="http://schemas.microsoft.com/office/word/2020/wordml/sdtdatahash" xmlns:w16sdtfl="http://schemas.microsoft.com/office/word/2024/wordml/sdtformatlock" xmlns:w16se="http://schemas.microsoft.com/office/word/2015/wordml/symex" xmlns:wpg="http://schemas.microsoft.com/office/word/2010/wordprocessingGroup" xmlns:wpi="http://schemas.microsoft.com/office/word/2010/wordprocessingInk" xmlns:wne="http://schemas.microsoft.com/office/word/2006/wordml" xmlns:wps="http://schemas.microsoft.com/office/word/2010/wordprocessingShape" mc:Ignorable="w14 w15 w16se w16cid w16 w16cex w16sdtdh w16sdtfl w16du wp14">
-  <w:p>
-    <w:pPr>
-      <w:tabs>
-        <w:tab w:val="left" w:pos="1080"/>
-        <w:tab w:val="left" w:pos="7995"/>
-      </w:tabs>
-      <w:spacing w:line="276" w:lineRule="auto"/>
-      <w:ind w:right="-144"/>
-      <w:rPr>
-        <w:b/>
-        <w:sz w:val="24"/>
-        <w:szCs w:val="24"/>
-        <w:u w:val="single"/>
-      </w:rPr>
-    </w:pPr>
-    <w:r>
-      <w:rPr>
-        <w:b/>
-        <w:sz w:val="24"/>
-        <w:szCs w:val="24"/>
-      </w:rPr>
-      <w:t>Ref</w:t>
-    </w:r>
-    <w:r>
-      <w:rPr>
-        <w:b/>
-        <w:sz w:val="24"/>
-        <w:szCs w:val="24"/>
-      </w:rPr>
-      <w:t>e</w:t>
-    </w:r>
-    <w:r>
-      <w:rPr>
-        <w:b/>
-        <w:sz w:val="24"/>
-        <w:szCs w:val="24"/>
-      </w:rPr>
-      <w:t/>
-    </w:r>
-    <w:r>
-      <w:rPr>
-        <w:b/>
-        <w:sz w:val="24"/>
-        <w:szCs w:val="24"/>
-      </w:rPr>
-      <w:t xml:space="preserve"> </w:t>
-    </w:r>
-    <w:r>
-      <w:rPr>
-        <w:b/>
-        <w:sz w:val="24"/>
-        <w:szCs w:val="24"/>
-      </w:rPr>
-      <w:t/>
-    </w:r>
-    <w:r>
-      <w:rPr>
-        <w:b/>
-        <w:sz w:val="24"/>
-        <w:szCs w:val="24"/>
-      </w:rPr>
-      <w:t/>
-    </w:r>
-    <w:r>
-      <w:rPr>
-        <w:b/>
-        <w:sz w:val="24"/>
-        <w:szCs w:val="24"/>
-      </w:rPr>
-      <w:t/>
-    </w:r>
-    <w:r>
-      <w:rPr>
-        <w:b/>
-        <w:sz w:val="24"/>
-        <w:szCs w:val="24"/>
-      </w:rPr>
-      <w:t/>
-    </w:r>
-    <w:r>
-      <w:rPr>
-        <w:b/>
-        <w:sz w:val="24"/>
-        <w:szCs w:val="24"/>
-      </w:rPr>
-      <w:t xml:space="preserve">                                                                           </w:t>
-    </w:r>
-    <w:r>
-      <w:rPr>
-        <w:b/>
-        <w:sz w:val="24"/>
-        <w:szCs w:val="24"/>
-      </w:rPr>
-      <w:t xml:space="preserve">  </w:t>
-    </w:r>
-    <w:r>
-      <w:rPr>
-        <w:b/>
-        <w:sz w:val="24"/>
-        <w:szCs w:val="24"/>
-      </w:rPr>
-      <w:t/>
-    </w:r>
-  </w:p>
   <w:tbl>
     <w:tblPr>
       <w:tblW w:w="5000" w:type="pct"/>
@@ -3009,51 +2905,6 @@
             <w:t>Andrei</w:t>
           </w:r>
         </w:p>
-        <w:p>
-          <w:pPr>
-            <w:pStyle w:val="Heading1"/>
-            <w:spacing w:line="240" w:lineRule="atLeast"/>
-            <w:jc w:val="center"/>
-            <w:rPr>
-              <w:rFonts w:cs="Arial"/>
-              <w:b w:val="0"/>
-              <w:szCs w:val="24"/>
-              <w:lang w:val="en-US" w:eastAsia="en-US"/>
-            </w:rPr>
-          </w:pPr>
-          <w:r>
-            <w:rPr>
-              <w:bCs/>
-              <w:szCs w:val="24"/>
-              <w:lang w:val="en-IN" w:eastAsia="en-US"/>
-            </w:rPr>
-            <w:t/>
-          </w:r>
-          <w:r>
-            <w:rPr>
-              <w:bCs/>
-              <w:szCs w:val="24"/>
-              <w:lang w:val="en-IN" w:eastAsia="en-US"/>
-            </w:rPr>
-            <w:t>,</w:t>
-          </w:r>
-          <w:r>
-            <w:rPr>
-              <w:bCs/>
-              <w:szCs w:val="24"/>
-              <w:lang w:val="en-IN" w:eastAsia="en-US"/>
-            </w:rPr>
-            <w:t xml:space="preserve"/>
-          </w:r>
-          <w:r>
-            <w:rPr>
-              <w:bCs/>
-              <w:szCs w:val="24"/>
-              <w:lang w:val="en-IN" w:eastAsia="en-US"/>
-            </w:rPr>
-            <w:t>.</w:t>
-          </w:r>
-        </w:p>
       </w:tc>
       <w:tc>
         <w:tcPr>
@@ -3082,7 +2933,7 @@
             </w:rPr>
             <w:drawing>
               <wp:inline distT="0" distB="0" distL="0" distR="0" wp14:anchorId="2CF035CD" wp14:editId="164CD796">
-                <wp:extent cx="457200" cy="365760"/>
+                <wp:extent cx="457200" cy="157044"/>
                 <wp:effectExtent l="0" t="0" r="0" b="0"/>
                 <wp:docPr id="250025808" name="Picture 250025808"/>
                 <wp:cNvGraphicFramePr>
@@ -3113,7 +2964,7 @@
                       <pic:spPr bwMode="auto">
                         <a:xfrm>
                           <a:off x="0" y="0"/>
-                          <a:ext cx="457200" cy="365760"/>
+                          <a:ext cx="457200" cy="157044"/>
                         </a:xfrm>
                         <a:prstGeom prst="rect">
                           <a:avLst/>

--- a/templates/investigation-report-template.docx
+++ b/templates/investigation-report-template.docx
@@ -1593,6 +1593,78 @@
                 <w:szCs w:val="24"/>
               </w:rPr>
               <w:t xml:space="preserve">{@preventiveActionsXml}</w:t>
+            </w:r>
+          </w:p>
+        </w:tc>
+      </w:tr>
+      <w:tr>
+        <w:trPr>
+          <w:trHeight w:val="368"/>
+          <w:jc w:val="center"/>
+        </w:trPr>
+        <w:tc>
+          <w:tcPr>
+            <w:tcW w:w="5000" w:type="pct"/>
+            <w:gridSpan w:val="4"/>
+            <w:tcBorders>
+              <w:top w:val="single" w:sz="4" w:space="0" w:color="auto"/>
+              <w:left w:val="single" w:sz="4" w:space="0" w:color="auto"/>
+              <w:bottom w:val="single" w:sz="4" w:space="0" w:color="auto"/>
+              <w:right w:val="single" w:sz="4" w:space="0" w:color="auto"/>
+            </w:tcBorders>
+          </w:tcPr>
+          <w:p>
+            <w:pPr>
+              <w:spacing w:before="60" w:line="276" w:lineRule="auto"/>
+              <w:jc w:val="left"/>
+              <w:rPr>
+                <w:b/>
+                <w:sz w:val="24"/>
+                <w:szCs w:val="24"/>
+              </w:rPr>
+            </w:pPr>
+            <w:r>
+              <w:rPr>
+                <w:b/>
+                <w:sz w:val="24"/>
+                <w:szCs w:val="24"/>
+              </w:rPr>
+              <w:t xml:space="preserve">Conclusion:</w:t>
+            </w:r>
+          </w:p>
+        </w:tc>
+      </w:tr>
+      <w:tr>
+        <w:trPr>
+          <w:trHeight w:val="368"/>
+          <w:jc w:val="center"/>
+        </w:trPr>
+        <w:tc>
+          <w:tcPr>
+            <w:tcW w:w="5000" w:type="pct"/>
+            <w:gridSpan w:val="4"/>
+            <w:tcBorders>
+              <w:top w:val="single" w:sz="4" w:space="0" w:color="auto"/>
+              <w:left w:val="single" w:sz="4" w:space="0" w:color="auto"/>
+              <w:bottom w:val="single" w:sz="4" w:space="0" w:color="auto"/>
+              <w:right w:val="single" w:sz="4" w:space="0" w:color="auto"/>
+            </w:tcBorders>
+          </w:tcPr>
+          <w:p>
+            <w:pPr>
+              <w:spacing w:before="60" w:line="276" w:lineRule="auto"/>
+              <w:jc w:val="left"/>
+              <w:rPr>
+                <w:sz w:val="24"/>
+                <w:szCs w:val="24"/>
+              </w:rPr>
+            </w:pPr>
+            <w:r>
+              <w:rPr>
+                <w:sz w:val="24"/>
+                <w:szCs w:val="24"/>
+              </w:rPr>
+              <w:t xml:space="preserve">{@conclusionNarrativeXml}</w:t>
             </w:r>
           </w:p>
         </w:tc>
@@ -2533,7 +2605,7 @@
         <w:sz w:val="24"/>
         <w:szCs w:val="24"/>
       </w:rPr>
-      <w:t>Confidential and Proprietary</w:t>
+      <w:t>Andrei — Document Review</w:t>
     </w:r>
     <w:r>
       <w:rPr>
@@ -2769,110 +2841,6 @@
 
 <file path=word/header2.xml><?xml version="1.0" encoding="utf-8"?>
 <w:hdr xmlns:wpc="http://schemas.microsoft.com/office/word/2010/wordprocessingCanvas" xmlns:cx="http://schemas.microsoft.com/office/drawing/2014/chartex" xmlns:cx1="http://schemas.microsoft.com/office/drawing/2015/9/8/chartex" xmlns:cx2="http://schemas.microsoft.com/office/drawing/2015/10/21/chartex" xmlns:cx3="http://schemas.microsoft.com/office/drawing/2016/5/9/chartex" xmlns:cx4="http://schemas.microsoft.com/office/drawing/2016/5/10/chartex" xmlns:cx5="http://schemas.microsoft.com/office/drawing/2016/5/11/chartex" xmlns:cx6="http://schemas.microsoft.com/office/drawing/2016/5/12/chartex" xmlns:cx7="http://schemas.microsoft.com/office/drawing/2016/5/13/chartex" xmlns:cx8="http://schemas.microsoft.com/office/drawing/2016/5/14/chartex" xmlns:mc="http://schemas.openxmlformats.org/markup-compatibility/2006" xmlns:aink="http://schemas.microsoft.com/office/drawing/2016/ink" xmlns:am3d="http://schemas.microsoft.com/office/drawing/2017/model3d" xmlns:o="urn:schemas-microsoft-com:office:office" xmlns:oel="http://schemas.microsoft.com/office/2019/extlst" xmlns:r="http://schemas.openxmlformats.org/officeDocument/2006/relationships" xmlns:m="http://schemas.openxmlformats.org/officeDocument/2006/math" xmlns:v="urn:schemas-microsoft-com:vml" xmlns:wp14="http://schemas.microsoft.com/office/word/2010/wordprocessingDrawing" xmlns:wp="http://schemas.openxmlformats.org/drawingml/2006/wordprocessingDrawing" xmlns:w10="urn:schemas-microsoft-com:office:word" xmlns:w="http://schemas.openxmlformats.org/wordprocessingml/2006/main" xmlns:w14="http://schemas.microsoft.com/office/word/2010/wordml" xmlns:w15="http://schemas.microsoft.com/office/word/2012/wordml" xmlns:w16cex="http://schemas.microsoft.com/office/word/2018/wordml/cex" xmlns:w16cid="http://schemas.microsoft.com/office/word/2016/wordml/cid" xmlns:w16="http://schemas.microsoft.com/office/word/2018/wordml" xmlns:w16du="http://schemas.microsoft.com/office/word/2023/wordml/word16du" xmlns:w16sdtdh="http://schemas.microsoft.com/office/word/2020/wordml/sdtdatahash" xmlns:w16sdtfl="http://schemas.microsoft.com/office/word/2024/wordml/sdtformatlock" xmlns:w16se="http://schemas.microsoft.com/office/word/2015/wordml/symex" xmlns:wpg="http://schemas.microsoft.com/office/word/2010/wordprocessingGroup" xmlns:wpi="http://schemas.microsoft.com/office/word/2010/wordprocessingInk" xmlns:wne="http://schemas.microsoft.com/office/word/2006/wordml" xmlns:wps="http://schemas.microsoft.com/office/word/2010/wordprocessingShape" mc:Ignorable="w14 w15 w16se w16cid w16 w16cex w16sdtdh w16sdtfl w16du wp14">
-  <w:p>
-    <w:pPr>
-      <w:tabs>
-        <w:tab w:val="left" w:pos="1080"/>
-        <w:tab w:val="left" w:pos="7995"/>
-      </w:tabs>
-      <w:spacing w:line="276" w:lineRule="auto"/>
-      <w:ind w:right="-144"/>
-      <w:rPr>
-        <w:b/>
-        <w:sz w:val="24"/>
-        <w:szCs w:val="24"/>
-        <w:u w:val="single"/>
-      </w:rPr>
-    </w:pPr>
-    <w:r>
-      <w:rPr>
-        <w:b/>
-        <w:sz w:val="24"/>
-        <w:szCs w:val="24"/>
-      </w:rPr>
-      <w:t>Ref</w:t>
-    </w:r>
-    <w:r>
-      <w:rPr>
-        <w:b/>
-        <w:sz w:val="24"/>
-        <w:szCs w:val="24"/>
-      </w:rPr>
-      <w:t>e</w:t>
-    </w:r>
-    <w:r>
-      <w:rPr>
-        <w:b/>
-        <w:sz w:val="24"/>
-        <w:szCs w:val="24"/>
-      </w:rPr>
-      <w:t>rence SOP No.:</w:t>
-    </w:r>
-    <w:r>
-      <w:rPr>
-        <w:b/>
-        <w:sz w:val="24"/>
-        <w:szCs w:val="24"/>
-      </w:rPr>
-      <w:t xml:space="preserve"> </w:t>
-    </w:r>
-    <w:r>
-      <w:rPr>
-        <w:b/>
-        <w:sz w:val="24"/>
-        <w:szCs w:val="24"/>
-      </w:rPr>
-      <w:t>SOP/</w:t>
-    </w:r>
-    <w:r>
-      <w:rPr>
-        <w:b/>
-        <w:sz w:val="24"/>
-        <w:szCs w:val="24"/>
-      </w:rPr>
-      <w:t>DP/</w:t>
-    </w:r>
-    <w:r>
-      <w:rPr>
-        <w:b/>
-        <w:sz w:val="24"/>
-        <w:szCs w:val="24"/>
-      </w:rPr>
-      <w:t>QA</w:t>
-    </w:r>
-    <w:r>
-      <w:rPr>
-        <w:b/>
-        <w:sz w:val="24"/>
-        <w:szCs w:val="24"/>
-      </w:rPr>
-      <w:t>/008</w:t>
-    </w:r>
-    <w:r>
-      <w:rPr>
-        <w:b/>
-        <w:sz w:val="24"/>
-        <w:szCs w:val="24"/>
-      </w:rPr>
-      <w:t xml:space="preserve">                                                                           </w:t>
-    </w:r>
-    <w:r>
-      <w:rPr>
-        <w:b/>
-        <w:sz w:val="24"/>
-        <w:szCs w:val="24"/>
-      </w:rPr>
-      <w:t xml:space="preserve">  </w:t>
-    </w:r>
-    <w:r>
-      <w:rPr>
-        <w:b/>
-        <w:sz w:val="24"/>
-        <w:szCs w:val="24"/>
-      </w:rPr>
-      <w:t>Unit: Drug Product</w:t>
-    </w:r>
-  </w:p>
   <w:tbl>
     <w:tblPr>
       <w:tblW w:w="5000" w:type="pct"/>
@@ -2926,7 +2894,7 @@
               <w:sz w:val="28"/>
               <w:szCs w:val="28"/>
             </w:rPr>
-            <w:t xml:space="preserve">M.J. </w:t>
+            <w:t xml:space="preserve"/>
           </w:r>
           <w:r>
             <w:rPr>
@@ -2934,52 +2902,7 @@
               <w:sz w:val="28"/>
               <w:szCs w:val="28"/>
             </w:rPr>
-            <w:t>Biopharm Private Limited</w:t>
-          </w:r>
-        </w:p>
-        <w:p>
-          <w:pPr>
-            <w:pStyle w:val="Heading1"/>
-            <w:spacing w:line="240" w:lineRule="atLeast"/>
-            <w:jc w:val="center"/>
-            <w:rPr>
-              <w:rFonts w:cs="Arial"/>
-              <w:b w:val="0"/>
-              <w:szCs w:val="24"/>
-              <w:lang w:val="en-US" w:eastAsia="en-US"/>
-            </w:rPr>
-          </w:pPr>
-          <w:r>
-            <w:rPr>
-              <w:bCs/>
-              <w:szCs w:val="24"/>
-              <w:lang w:val="en-IN" w:eastAsia="en-US"/>
-            </w:rPr>
-            <w:t>Plot No. 18, International Biotech Park, Hinjawadi</w:t>
-          </w:r>
-          <w:r>
-            <w:rPr>
-              <w:bCs/>
-              <w:szCs w:val="24"/>
-              <w:lang w:val="en-IN" w:eastAsia="en-US"/>
-            </w:rPr>
-            <w:t>,</w:t>
-          </w:r>
-          <w:r>
-            <w:rPr>
-              <w:bCs/>
-              <w:szCs w:val="24"/>
-              <w:lang w:val="en-IN" w:eastAsia="en-US"/>
-            </w:rPr>
-            <w:t xml:space="preserve"> Phase II, Pune 411057</w:t>
-          </w:r>
-          <w:r>
-            <w:rPr>
-              <w:bCs/>
-              <w:szCs w:val="24"/>
-              <w:lang w:val="en-IN" w:eastAsia="en-US"/>
-            </w:rPr>
-            <w:t>.</w:t>
+            <w:t>Andrei</w:t>
           </w:r>
         </w:p>
       </w:tc>
@@ -3010,7 +2933,7 @@
             </w:rPr>
             <w:drawing>
               <wp:inline distT="0" distB="0" distL="0" distR="0" wp14:anchorId="2CF035CD" wp14:editId="164CD796">
-                <wp:extent cx="457200" cy="365760"/>
+                <wp:extent cx="457200" cy="157044"/>
                 <wp:effectExtent l="0" t="0" r="0" b="0"/>
                 <wp:docPr id="250025808" name="Picture 250025808"/>
                 <wp:cNvGraphicFramePr>
@@ -3041,7 +2964,7 @@
                       <pic:spPr bwMode="auto">
                         <a:xfrm>
                           <a:off x="0" y="0"/>
-                          <a:ext cx="457200" cy="365760"/>
+                          <a:ext cx="457200" cy="157044"/>
                         </a:xfrm>
                         <a:prstGeom prst="rect">
                           <a:avLst/>

--- a/templates/investigation-report-template.docx
+++ b/templates/investigation-report-template.docx
@@ -620,7 +620,20 @@
                 <w:sz w:val="24"/>
                 <w:szCs w:val="24"/>
               </w:rPr>
-              <w:t>Analyze: Various investigation tools used to analyze the root cause like 6M, 5 Why, Personnel interview, Brainstorming etc.</w:t>
+              <w:t>Analyze:</w:t>
+            </w:r>
+          </w:p>
+          <w:p>
+            <w:pPr>
+              <w:spacing w:before="60" w:line="276" w:lineRule="auto"/>
+              <w:jc w:val="both"/>
+            </w:pPr>
+            <w:r>
+              <w:rPr>
+                <w:sz w:val="20"/>
+                <w:szCs w:val="20"/>
+              </w:rPr>
+              <w:t xml:space="preserve">Various investigation tools used to analyze the root cause like 6M, 5 Why, Personnel interview, Brainstorming etc.</w:t>
             </w:r>
           </w:p>
         </w:tc>
